--- a/离散数学/集合论与图论/集合论与图论（上）课后习题/第9讲测验.docx
+++ b/离散数学/集合论与图论/集合论与图论（上）课后习题/第9讲测验.docx
@@ -2,6 +2,57 @@
 <file path=word/document.xml><?xml version="1.0" encoding="utf-8"?>
 <w:document xmlns:wpc="http://schemas.microsoft.com/office/word/2010/wordprocessingCanvas" xmlns:cx="http://schemas.microsoft.com/office/drawing/2014/chartex" xmlns:cx1="http://schemas.microsoft.com/office/drawing/2015/9/8/chartex" xmlns:cx2="http://schemas.microsoft.com/office/drawing/2015/10/21/chartex" xmlns:cx3="http://schemas.microsoft.com/office/drawing/2016/5/9/chartex" xmlns:cx4="http://schemas.microsoft.com/office/drawing/2016/5/10/chartex" xmlns:cx5="http://schemas.microsoft.com/office/drawing/2016/5/11/chartex" xmlns:cx6="http://schemas.microsoft.com/office/drawing/2016/5/12/chartex" xmlns:cx7="http://schemas.microsoft.com/office/drawing/2016/5/13/chartex" xmlns:cx8="http://schemas.microsoft.com/office/drawing/2016/5/14/chartex" xmlns:mc="http://schemas.openxmlformats.org/markup-compatibility/2006" xmlns:aink="http://schemas.microsoft.com/office/drawing/2016/ink" xmlns:am3d="http://schemas.microsoft.com/office/drawing/2017/model3d" xmlns:o="urn:schemas-microsoft-com:office:office" xmlns:oel="http://schemas.microsoft.com/office/2019/extlst" xmlns:r="http://schemas.openxmlformats.org/officeDocument/2006/relationships" xmlns:m="http://schemas.openxmlformats.org/officeDocument/2006/math" xmlns:v="urn:schemas-microsoft-com:vml" xmlns:wp14="http://schemas.microsoft.com/office/word/2010/wordprocessingDrawing" xmlns:wp="http://schemas.openxmlformats.org/drawingml/2006/wordprocessingDrawing" xmlns:w10="urn:schemas-microsoft-com:office:word" xmlns:w="http://schemas.openxmlformats.org/wordprocessingml/2006/main" xmlns:w14="http://schemas.microsoft.com/office/word/2010/wordml" xmlns:w15="http://schemas.microsoft.com/office/word/2012/wordml" xmlns:w16cex="http://schemas.microsoft.com/office/word/2018/wordml/cex" xmlns:w16cid="http://schemas.microsoft.com/office/word/2016/wordml/cid" xmlns:w16="http://schemas.microsoft.com/office/word/2018/wordml" xmlns:w16du="http://schemas.microsoft.com/office/word/2023/wordml/word16du" xmlns:w16sdtdh="http://schemas.microsoft.com/office/word/2020/wordml/sdtdatahash" xmlns:w16sdtfl="http://schemas.microsoft.com/office/word/2024/wordml/sdtformatlock" xmlns:w16se="http://schemas.microsoft.com/office/word/2015/wordml/symex" xmlns:wpg="http://schemas.microsoft.com/office/word/2010/wordprocessingGroup" xmlns:wpi="http://schemas.microsoft.com/office/word/2010/wordprocessingInk" xmlns:wne="http://schemas.microsoft.com/office/word/2006/wordml" xmlns:wps="http://schemas.microsoft.com/office/word/2010/wordprocessingShape" mc:Ignorable="w14 w15 w16se w16cid w16 w16cex w16sdtdh w16sdtfl w16du wp14">
   <w:body>
+    <w:p>
+      <w:pPr>
+        <w:spacing w:line="360" w:lineRule="auto"/>
+        <w:rPr>
+          <w:rFonts w:hint="eastAsia"/>
+          <w:highlight w:val="yellow"/>
+          <w:lang w:eastAsia="zh-CN"/>
+        </w:rPr>
+      </w:pPr>
+      <w:r>
+        <w:rPr>
+          <w:highlight w:val="yellow"/>
+          <w:lang w:eastAsia="zh-CN"/>
+        </w:rPr>
+        <w:drawing>
+          <wp:inline distT="0" distB="0" distL="0" distR="0" wp14:anchorId="542010FD" wp14:editId="6D38A85A">
+            <wp:extent cx="5486400" cy="1993265"/>
+            <wp:effectExtent l="0" t="0" r="0" b="6985"/>
+            <wp:docPr id="1168122261" name="图片 1"/>
+            <wp:cNvGraphicFramePr>
+              <a:graphicFrameLocks xmlns:a="http://schemas.openxmlformats.org/drawingml/2006/main" noChangeAspect="1"/>
+            </wp:cNvGraphicFramePr>
+            <a:graphic xmlns:a="http://schemas.openxmlformats.org/drawingml/2006/main">
+              <a:graphicData uri="http://schemas.openxmlformats.org/drawingml/2006/picture">
+                <pic:pic xmlns:pic="http://schemas.openxmlformats.org/drawingml/2006/picture">
+                  <pic:nvPicPr>
+                    <pic:cNvPr id="1168122261" name=""/>
+                    <pic:cNvPicPr/>
+                  </pic:nvPicPr>
+                  <pic:blipFill>
+                    <a:blip r:embed="rId6"/>
+                    <a:stretch>
+                      <a:fillRect/>
+                    </a:stretch>
+                  </pic:blipFill>
+                  <pic:spPr>
+                    <a:xfrm>
+                      <a:off x="0" y="0"/>
+                      <a:ext cx="5486400" cy="1993265"/>
+                    </a:xfrm>
+                    <a:prstGeom prst="rect">
+                      <a:avLst/>
+                    </a:prstGeom>
+                  </pic:spPr>
+                </pic:pic>
+              </a:graphicData>
+            </a:graphic>
+          </wp:inline>
+        </w:drawing>
+      </w:r>
+    </w:p>
     <w:p>
       <w:pPr>
         <w:spacing w:line="360" w:lineRule="auto"/>
@@ -12,41 +63,83 @@
       </w:pPr>
       <w:r>
         <w:rPr>
+          <w:highlight w:val="yellow"/>
+        </w:rPr>
+        <w:drawing>
+          <wp:inline distT="0" distB="0" distL="0" distR="0" wp14:anchorId="319F7ADC" wp14:editId="4E390EA1">
+            <wp:extent cx="3103880" cy="3597442"/>
+            <wp:effectExtent l="0" t="0" r="1270" b="3175"/>
+            <wp:docPr id="795521745" name="图片 1"/>
+            <wp:cNvGraphicFramePr>
+              <a:graphicFrameLocks xmlns:a="http://schemas.openxmlformats.org/drawingml/2006/main" noChangeAspect="1"/>
+            </wp:cNvGraphicFramePr>
+            <a:graphic xmlns:a="http://schemas.openxmlformats.org/drawingml/2006/main">
+              <a:graphicData uri="http://schemas.openxmlformats.org/drawingml/2006/picture">
+                <pic:pic xmlns:pic="http://schemas.openxmlformats.org/drawingml/2006/picture">
+                  <pic:nvPicPr>
+                    <pic:cNvPr id="795521745" name=""/>
+                    <pic:cNvPicPr/>
+                  </pic:nvPicPr>
+                  <pic:blipFill rotWithShape="1">
+                    <a:blip r:embed="rId7"/>
+                    <a:srcRect t="9281" b="2615"/>
+                    <a:stretch>
+                      <a:fillRect/>
+                    </a:stretch>
+                  </pic:blipFill>
+                  <pic:spPr bwMode="auto">
+                    <a:xfrm>
+                      <a:off x="0" y="0"/>
+                      <a:ext cx="3111609" cy="3606400"/>
+                    </a:xfrm>
+                    <a:prstGeom prst="rect">
+                      <a:avLst/>
+                    </a:prstGeom>
+                    <a:ln>
+                      <a:noFill/>
+                    </a:ln>
+                    <a:extLst>
+                      <a:ext uri="{53640926-AAD7-44D8-BBD7-CCE9431645EC}">
+                        <a14:shadowObscured xmlns:a14="http://schemas.microsoft.com/office/drawing/2010/main"/>
+                      </a:ext>
+                    </a:extLst>
+                  </pic:spPr>
+                </pic:pic>
+              </a:graphicData>
+            </a:graphic>
+          </wp:inline>
+        </w:drawing>
+      </w:r>
+    </w:p>
+    <w:p>
+      <w:pPr>
+        <w:spacing w:line="360" w:lineRule="auto"/>
+        <w:rPr>
+          <w:highlight w:val="yellow"/>
           <w:lang w:eastAsia="zh-CN"/>
         </w:rPr>
-        <w:t>1,设集合X={1，2，3}，Y={1，2}，S={</w:t>
-      </w:r>
-      <w:proofErr w:type="spellStart"/>
+      </w:pPr>
+    </w:p>
+    <w:p>
+      <w:pPr>
+        <w:spacing w:line="360" w:lineRule="auto"/>
+        <w:rPr>
+          <w:rFonts w:hint="eastAsia"/>
+          <w:highlight w:val="yellow"/>
+          <w:lang w:eastAsia="zh-CN"/>
+        </w:rPr>
+      </w:pPr>
       <w:r>
         <w:rPr>
+          <w:highlight w:val="yellow"/>
           <w:lang w:eastAsia="zh-CN"/>
         </w:rPr>
-        <w:t>f|f:X</w:t>
-      </w:r>
-      <w:proofErr w:type="spellEnd"/>
-      <w:r>
-        <w:rPr>
-          <w:lang w:eastAsia="zh-CN"/>
-        </w:rPr>
-        <w:t>-&amp;</w:t>
-      </w:r>
-      <w:proofErr w:type="spellStart"/>
-      <w:r>
-        <w:rPr>
-          <w:lang w:eastAsia="zh-CN"/>
-        </w:rPr>
-        <w:t>gt;Y</w:t>
-      </w:r>
-      <w:proofErr w:type="spellEnd"/>
-      <w:r>
-        <w:rPr>
-          <w:lang w:eastAsia="zh-CN"/>
-        </w:rPr>
-        <w:t>},</w:t>
+        <w:t>1,设集合X={1，2，3}，Y={1，2}，S={f|f:X-&amp;gt;Y},</w:t>
       </w:r>
       <w:r>
         <w:rPr>
           <w:noProof/>
+          <w:highlight w:val="yellow"/>
         </w:rPr>
         <w:drawing>
           <wp:inline distT="0" distB="0" distL="0" distR="0" wp14:anchorId="2FBA09C6" wp14:editId="0F15B258">
@@ -64,7 +157,7 @@
                     <pic:cNvPicPr/>
                   </pic:nvPicPr>
                   <pic:blipFill>
-                    <a:blip r:embed="rId6"/>
+                    <a:blip r:embed="rId8"/>
                     <a:stretch>
                       <a:fillRect/>
                     </a:stretch>
@@ -86,6 +179,7 @@
       </w:r>
       <w:r>
         <w:rPr>
+          <w:highlight w:val="yellow"/>
           <w:lang w:eastAsia="zh-CN"/>
         </w:rPr>
         <w:t>是S上的等价关系：对任意的</w:t>
@@ -93,6 +187,7 @@
       <w:r>
         <w:rPr>
           <w:noProof/>
+          <w:highlight w:val="yellow"/>
         </w:rPr>
         <w:drawing>
           <wp:inline distT="0" distB="0" distL="0" distR="0" wp14:anchorId="4E67A366" wp14:editId="78F45A31">
@@ -110,7 +205,7 @@
                     <pic:cNvPicPr/>
                   </pic:nvPicPr>
                   <pic:blipFill>
-                    <a:blip r:embed="rId7"/>
+                    <a:blip r:embed="rId9"/>
                     <a:stretch>
                       <a:fillRect/>
                     </a:stretch>
@@ -132,6 +227,7 @@
       </w:r>
       <w:r>
         <w:rPr>
+          <w:highlight w:val="yellow"/>
           <w:lang w:eastAsia="zh-CN"/>
         </w:rPr>
         <w:t>，</w:t>
@@ -139,6 +235,7 @@
       <w:r>
         <w:rPr>
           <w:noProof/>
+          <w:highlight w:val="yellow"/>
         </w:rPr>
         <w:drawing>
           <wp:inline distT="0" distB="0" distL="0" distR="0" wp14:anchorId="5134F758" wp14:editId="7801DA62">
@@ -156,7 +253,7 @@
                     <pic:cNvPicPr/>
                   </pic:nvPicPr>
                   <pic:blipFill>
-                    <a:blip r:embed="rId8"/>
+                    <a:blip r:embed="rId10"/>
                     <a:stretch>
                       <a:fillRect/>
                     </a:stretch>
@@ -178,6 +275,7 @@
       </w:r>
       <w:r>
         <w:rPr>
+          <w:highlight w:val="yellow"/>
           <w:lang w:eastAsia="zh-CN"/>
         </w:rPr>
         <w:t>当且仅当f(1)+f(2)+f(3)=g(1)+g(2)+g(3),则</w:t>
@@ -185,6 +283,7 @@
       <w:r>
         <w:rPr>
           <w:noProof/>
+          <w:highlight w:val="yellow"/>
         </w:rPr>
         <w:drawing>
           <wp:inline distT="0" distB="0" distL="0" distR="0" wp14:anchorId="7A23E59F" wp14:editId="4E2D0710">
@@ -202,7 +301,7 @@
                     <pic:cNvPicPr/>
                   </pic:nvPicPr>
                   <pic:blipFill>
-                    <a:blip r:embed="rId6"/>
+                    <a:blip r:embed="rId8"/>
                     <a:stretch>
                       <a:fillRect/>
                     </a:stretch>
@@ -224,23 +323,145 @@
       </w:r>
       <w:r>
         <w:rPr>
+          <w:highlight w:val="yellow"/>
           <w:lang w:eastAsia="zh-CN"/>
         </w:rPr>
-        <w:t>有（）</w:t>
+        <w:t>有（）个等价类。</w:t>
       </w:r>
-      <w:proofErr w:type="gramStart"/>
+    </w:p>
+    <w:p>
+      <w:pPr>
+        <w:spacing w:line="360" w:lineRule="auto"/>
+        <w:rPr>
+          <w:rFonts w:hint="eastAsia"/>
+          <w:highlight w:val="yellow"/>
+          <w:lang w:eastAsia="zh-CN"/>
+        </w:rPr>
+      </w:pPr>
+      <w:r>
+        <w:rPr>
+          <w:highlight w:val="yellow"/>
+          <w:lang w:eastAsia="zh-CN"/>
+        </w:rPr>
+        <w:t>A,1</w:t>
+      </w:r>
+    </w:p>
+    <w:p>
+      <w:pPr>
+        <w:spacing w:line="360" w:lineRule="auto"/>
+        <w:rPr>
+          <w:rFonts w:hint="eastAsia"/>
+          <w:highlight w:val="yellow"/>
+          <w:lang w:eastAsia="zh-CN"/>
+        </w:rPr>
+      </w:pPr>
+      <w:r>
+        <w:rPr>
+          <w:highlight w:val="yellow"/>
+          <w:lang w:eastAsia="zh-CN"/>
+        </w:rPr>
+        <w:t>B,4</w:t>
+      </w:r>
+    </w:p>
+    <w:p>
+      <w:pPr>
+        <w:spacing w:line="360" w:lineRule="auto"/>
+        <w:rPr>
+          <w:rFonts w:hint="eastAsia"/>
+          <w:highlight w:val="yellow"/>
+          <w:lang w:eastAsia="zh-CN"/>
+        </w:rPr>
+      </w:pPr>
+      <w:r>
+        <w:rPr>
+          <w:highlight w:val="yellow"/>
+          <w:lang w:eastAsia="zh-CN"/>
+        </w:rPr>
+        <w:lastRenderedPageBreak/>
+        <w:t>C,3</w:t>
+      </w:r>
+    </w:p>
+    <w:p>
+      <w:pPr>
+        <w:spacing w:line="360" w:lineRule="auto"/>
+        <w:rPr>
+          <w:rFonts w:hint="eastAsia"/>
+          <w:highlight w:val="yellow"/>
+          <w:lang w:eastAsia="zh-CN"/>
+        </w:rPr>
+      </w:pPr>
+      <w:r>
+        <w:rPr>
+          <w:highlight w:val="yellow"/>
+          <w:lang w:eastAsia="zh-CN"/>
+        </w:rPr>
+        <w:t>D,2</w:t>
+      </w:r>
+    </w:p>
+    <w:p>
+      <w:pPr>
+        <w:spacing w:line="360" w:lineRule="auto"/>
+        <w:rPr>
+          <w:highlight w:val="yellow"/>
+          <w:lang w:eastAsia="zh-CN"/>
+        </w:rPr>
+      </w:pPr>
+      <w:r>
+        <w:rPr>
+          <w:highlight w:val="yellow"/>
+          <w:lang w:eastAsia="zh-CN"/>
+        </w:rPr>
+        <w:t>答案:B</w:t>
+      </w:r>
+    </w:p>
+    <w:p>
+      <w:pPr>
+        <w:spacing w:line="360" w:lineRule="auto"/>
+        <w:rPr>
+          <w:rFonts w:hint="eastAsia"/>
+          <w:highlight w:val="yellow"/>
+          <w:lang w:eastAsia="zh-CN"/>
+        </w:rPr>
+      </w:pPr>
       <w:r>
         <w:rPr>
           <w:lang w:eastAsia="zh-CN"/>
         </w:rPr>
-        <w:t>个</w:t>
-      </w:r>
-      <w:proofErr w:type="gramEnd"/>
-      <w:r>
-        <w:rPr>
-          <w:lang w:eastAsia="zh-CN"/>
-        </w:rPr>
-        <w:t>等价类。</w:t>
+        <w:drawing>
+          <wp:inline distT="0" distB="0" distL="0" distR="0" wp14:anchorId="348EE32D" wp14:editId="334163D6">
+            <wp:extent cx="3022257" cy="3982453"/>
+            <wp:effectExtent l="0" t="0" r="6985" b="0"/>
+            <wp:docPr id="1249374448" name="图片 1"/>
+            <wp:cNvGraphicFramePr>
+              <a:graphicFrameLocks xmlns:a="http://schemas.openxmlformats.org/drawingml/2006/main" noChangeAspect="1"/>
+            </wp:cNvGraphicFramePr>
+            <a:graphic xmlns:a="http://schemas.openxmlformats.org/drawingml/2006/main">
+              <a:graphicData uri="http://schemas.openxmlformats.org/drawingml/2006/picture">
+                <pic:pic xmlns:pic="http://schemas.openxmlformats.org/drawingml/2006/picture">
+                  <pic:nvPicPr>
+                    <pic:cNvPr id="1249374448" name=""/>
+                    <pic:cNvPicPr/>
+                  </pic:nvPicPr>
+                  <pic:blipFill>
+                    <a:blip r:embed="rId11"/>
+                    <a:stretch>
+                      <a:fillRect/>
+                    </a:stretch>
+                  </pic:blipFill>
+                  <pic:spPr>
+                    <a:xfrm>
+                      <a:off x="0" y="0"/>
+                      <a:ext cx="3025868" cy="3987212"/>
+                    </a:xfrm>
+                    <a:prstGeom prst="rect">
+                      <a:avLst/>
+                    </a:prstGeom>
+                  </pic:spPr>
+                </pic:pic>
+              </a:graphicData>
+            </a:graphic>
+          </wp:inline>
+        </w:drawing>
       </w:r>
     </w:p>
     <w:p>
@@ -255,118 +476,7 @@
         <w:rPr>
           <w:lang w:eastAsia="zh-CN"/>
         </w:rPr>
-        <w:t>A,1</w:t>
-      </w:r>
-    </w:p>
-    <w:p>
-      <w:pPr>
-        <w:spacing w:line="360" w:lineRule="auto"/>
-        <w:rPr>
-          <w:rFonts w:hint="eastAsia"/>
-          <w:lang w:eastAsia="zh-CN"/>
-        </w:rPr>
-      </w:pPr>
-      <w:r>
-        <w:rPr>
-          <w:lang w:eastAsia="zh-CN"/>
-        </w:rPr>
-        <w:t>B,4</w:t>
-      </w:r>
-    </w:p>
-    <w:p>
-      <w:pPr>
-        <w:spacing w:line="360" w:lineRule="auto"/>
-        <w:rPr>
-          <w:rFonts w:hint="eastAsia"/>
-          <w:lang w:eastAsia="zh-CN"/>
-        </w:rPr>
-      </w:pPr>
-      <w:r>
-        <w:rPr>
-          <w:lang w:eastAsia="zh-CN"/>
-        </w:rPr>
-        <w:t>C,3</w:t>
-      </w:r>
-    </w:p>
-    <w:p>
-      <w:pPr>
-        <w:spacing w:line="360" w:lineRule="auto"/>
-        <w:rPr>
-          <w:rFonts w:hint="eastAsia"/>
-          <w:lang w:eastAsia="zh-CN"/>
-        </w:rPr>
-      </w:pPr>
-      <w:r>
-        <w:rPr>
-          <w:lang w:eastAsia="zh-CN"/>
-        </w:rPr>
-        <w:t>D,2</w:t>
-      </w:r>
-    </w:p>
-    <w:p>
-      <w:pPr>
-        <w:spacing w:line="360" w:lineRule="auto"/>
-        <w:rPr>
-          <w:lang w:eastAsia="zh-CN"/>
-        </w:rPr>
-      </w:pPr>
-      <w:r>
-        <w:rPr>
-          <w:lang w:eastAsia="zh-CN"/>
-        </w:rPr>
-        <w:t>答案:B</w:t>
-      </w:r>
-    </w:p>
-    <w:p>
-      <w:pPr>
-        <w:spacing w:line="360" w:lineRule="auto"/>
-        <w:rPr>
-          <w:rFonts w:hint="eastAsia"/>
-          <w:lang w:eastAsia="zh-CN"/>
-        </w:rPr>
-      </w:pPr>
-    </w:p>
-    <w:p>
-      <w:pPr>
-        <w:spacing w:line="360" w:lineRule="auto"/>
-        <w:rPr>
-          <w:rFonts w:hint="eastAsia"/>
-          <w:lang w:eastAsia="zh-CN"/>
-        </w:rPr>
-      </w:pPr>
-      <w:r>
-        <w:rPr>
-          <w:lang w:eastAsia="zh-CN"/>
-        </w:rPr>
-        <w:t>2,设集合X={1，2，3}，Y={1，2}，S={</w:t>
-      </w:r>
-      <w:proofErr w:type="spellStart"/>
-      <w:r>
-        <w:rPr>
-          <w:lang w:eastAsia="zh-CN"/>
-        </w:rPr>
-        <w:t>f|f:X</w:t>
-      </w:r>
-      <w:proofErr w:type="spellEnd"/>
-      <w:r>
-        <w:rPr>
-          <w:lang w:eastAsia="zh-CN"/>
-        </w:rPr>
-        <w:t>-&amp;</w:t>
-      </w:r>
-      <w:proofErr w:type="spellStart"/>
-      <w:r>
-        <w:rPr>
-          <w:lang w:eastAsia="zh-CN"/>
-        </w:rPr>
-        <w:t>gt;Y</w:t>
-      </w:r>
-      <w:proofErr w:type="spellEnd"/>
-      <w:r>
-        <w:rPr>
-          <w:lang w:eastAsia="zh-CN"/>
-        </w:rPr>
-        <w:t>},</w:t>
+        <w:t>2,设集合X={1，2，3}，Y={1，2}，S={f|f:X-&amp;gt;Y},</w:t>
       </w:r>
       <w:r>
         <w:rPr>
@@ -388,7 +498,7 @@
                     <pic:cNvPicPr/>
                   </pic:nvPicPr>
                   <pic:blipFill>
-                    <a:blip r:embed="rId6"/>
+                    <a:blip r:embed="rId8"/>
                     <a:stretch>
                       <a:fillRect/>
                     </a:stretch>
@@ -434,7 +544,7 @@
                     <pic:cNvPicPr/>
                   </pic:nvPicPr>
                   <pic:blipFill>
-                    <a:blip r:embed="rId7"/>
+                    <a:blip r:embed="rId9"/>
                     <a:stretch>
                       <a:fillRect/>
                     </a:stretch>
@@ -480,7 +590,7 @@
                     <pic:cNvPicPr/>
                   </pic:nvPicPr>
                   <pic:blipFill>
-                    <a:blip r:embed="rId8"/>
+                    <a:blip r:embed="rId10"/>
                     <a:stretch>
                       <a:fillRect/>
                     </a:stretch>
@@ -526,7 +636,7 @@
                     <pic:cNvPicPr/>
                   </pic:nvPicPr>
                   <pic:blipFill>
-                    <a:blip r:embed="rId9"/>
+                    <a:blip r:embed="rId12"/>
                     <a:stretch>
                       <a:fillRect/>
                     </a:stretch>
@@ -572,7 +682,7 @@
                     <pic:cNvPicPr/>
                   </pic:nvPicPr>
                   <pic:blipFill>
-                    <a:blip r:embed="rId6"/>
+                    <a:blip r:embed="rId8"/>
                     <a:stretch>
                       <a:fillRect/>
                     </a:stretch>
@@ -596,21 +706,7 @@
         <w:rPr>
           <w:lang w:eastAsia="zh-CN"/>
         </w:rPr>
-        <w:t>有（）</w:t>
-      </w:r>
-      <w:proofErr w:type="gramStart"/>
-      <w:r>
-        <w:rPr>
-          <w:lang w:eastAsia="zh-CN"/>
-        </w:rPr>
-        <w:t>个</w:t>
-      </w:r>
-      <w:proofErr w:type="gramEnd"/>
-      <w:r>
-        <w:rPr>
-          <w:lang w:eastAsia="zh-CN"/>
-        </w:rPr>
-        <w:t>等价类。</w:t>
+        <w:t>有（）个等价类。</w:t>
       </w:r>
     </w:p>
     <w:p>
@@ -661,17 +757,16 @@
       <w:pPr>
         <w:spacing w:line="360" w:lineRule="auto"/>
       </w:pPr>
-      <w:proofErr w:type="spellStart"/>
       <w:r>
         <w:t>答案:B</w:t>
       </w:r>
-      <w:proofErr w:type="spellEnd"/>
     </w:p>
     <w:p>
       <w:pPr>
         <w:spacing w:line="360" w:lineRule="auto"/>
         <w:rPr>
           <w:rFonts w:hint="eastAsia"/>
+          <w:highlight w:val="yellow"/>
         </w:rPr>
       </w:pPr>
     </w:p>
@@ -680,9 +775,13 @@
         <w:spacing w:line="360" w:lineRule="auto"/>
         <w:rPr>
           <w:rFonts w:hint="eastAsia"/>
+          <w:highlight w:val="yellow"/>
         </w:rPr>
       </w:pPr>
       <w:r>
+        <w:rPr>
+          <w:highlight w:val="yellow"/>
+        </w:rPr>
         <w:t>3,设集合X={1,2,3,4,5,6}，集合X上的关系R={(1,1),(2,2),(2,3),(3,2),(3,3),(4,5),(5,6),(5,4),(6,5),(4,6),(4,4),(5,5),(6,6)}是集合X上的等价关系。</w:t>
       </w:r>
     </w:p>
@@ -691,9 +790,13 @@
         <w:spacing w:line="360" w:lineRule="auto"/>
         <w:rPr>
           <w:rFonts w:hint="eastAsia"/>
+          <w:highlight w:val="yellow"/>
         </w:rPr>
       </w:pPr>
       <w:r>
+        <w:rPr>
+          <w:highlight w:val="yellow"/>
+        </w:rPr>
         <w:t>A,正确</w:t>
       </w:r>
     </w:p>
@@ -702,10 +805,13 @@
         <w:spacing w:line="360" w:lineRule="auto"/>
         <w:rPr>
           <w:rFonts w:hint="eastAsia"/>
+          <w:highlight w:val="yellow"/>
         </w:rPr>
       </w:pPr>
       <w:r>
-        <w:lastRenderedPageBreak/>
+        <w:rPr>
+          <w:highlight w:val="yellow"/>
+        </w:rPr>
         <w:t>B,错误</w:t>
       </w:r>
     </w:p>
@@ -713,11 +819,13 @@
       <w:pPr>
         <w:spacing w:line="360" w:lineRule="auto"/>
         <w:rPr>
+          <w:highlight w:val="yellow"/>
           <w:lang w:eastAsia="zh-CN"/>
         </w:rPr>
       </w:pPr>
       <w:r>
         <w:rPr>
+          <w:highlight w:val="yellow"/>
           <w:lang w:eastAsia="zh-CN"/>
         </w:rPr>
         <w:t>答案:B</w:t>
@@ -727,7 +835,25 @@
       <w:pPr>
         <w:spacing w:line="360" w:lineRule="auto"/>
         <w:rPr>
+          <w:highlight w:val="yellow"/>
+          <w:lang w:eastAsia="zh-CN"/>
+        </w:rPr>
+      </w:pPr>
+      <w:r>
+        <w:rPr>
           <w:rFonts w:hint="eastAsia"/>
+          <w:highlight w:val="yellow"/>
+          <w:lang w:eastAsia="zh-CN"/>
+        </w:rPr>
+        <w:t>有（4，6）没有（6，4）</w:t>
+      </w:r>
+    </w:p>
+    <w:p>
+      <w:pPr>
+        <w:spacing w:line="360" w:lineRule="auto"/>
+        <w:rPr>
+          <w:rFonts w:hint="eastAsia"/>
+          <w:highlight w:val="yellow"/>
           <w:lang w:eastAsia="zh-CN"/>
         </w:rPr>
       </w:pPr>
@@ -754,11 +880,9 @@
           <w:rFonts w:hint="eastAsia"/>
         </w:rPr>
       </w:pPr>
-      <w:proofErr w:type="spellStart"/>
       <w:r>
         <w:t>A,正确</w:t>
       </w:r>
-      <w:proofErr w:type="spellEnd"/>
     </w:p>
     <w:p>
       <w:pPr>
@@ -779,22 +903,16 @@
           <w:lang w:eastAsia="zh-CN"/>
         </w:rPr>
       </w:pPr>
-      <w:proofErr w:type="spellStart"/>
       <w:r>
         <w:t>答案:A</w:t>
       </w:r>
-      <w:proofErr w:type="spellEnd"/>
-    </w:p>
-    <w:p>
-      <w:pPr>
-        <w:spacing w:line="360" w:lineRule="auto"/>
-      </w:pPr>
     </w:p>
     <w:p>
       <w:pPr>
         <w:spacing w:line="360" w:lineRule="auto"/>
         <w:rPr>
           <w:rFonts w:hint="eastAsia"/>
+          <w:highlight w:val="yellow"/>
         </w:rPr>
       </w:pPr>
     </w:p>
@@ -803,14 +921,19 @@
         <w:spacing w:line="360" w:lineRule="auto"/>
         <w:rPr>
           <w:rFonts w:hint="eastAsia"/>
+          <w:highlight w:val="yellow"/>
         </w:rPr>
       </w:pPr>
       <w:r>
+        <w:rPr>
+          <w:highlight w:val="yellow"/>
+        </w:rPr>
         <w:t>5,设X是一个集合，｜X｜=n，则集合X上有</w:t>
       </w:r>
       <w:r>
         <w:rPr>
           <w:noProof/>
+          <w:highlight w:val="yellow"/>
         </w:rPr>
         <w:drawing>
           <wp:inline distT="0" distB="0" distL="0" distR="0" wp14:anchorId="0038ADF2" wp14:editId="1975BE2F">
@@ -828,7 +951,7 @@
                     <pic:cNvPicPr/>
                   </pic:nvPicPr>
                   <pic:blipFill>
-                    <a:blip r:embed="rId10"/>
+                    <a:blip r:embed="rId13"/>
                     <a:stretch>
                       <a:fillRect/>
                     </a:stretch>
@@ -849,6 +972,9 @@
         </w:drawing>
       </w:r>
       <w:r>
+        <w:rPr>
+          <w:highlight w:val="yellow"/>
+        </w:rPr>
         <w:t>个自反的二元关系。</w:t>
       </w:r>
     </w:p>
@@ -857,9 +983,13 @@
         <w:spacing w:line="360" w:lineRule="auto"/>
         <w:rPr>
           <w:rFonts w:hint="eastAsia"/>
+          <w:highlight w:val="yellow"/>
         </w:rPr>
       </w:pPr>
       <w:r>
+        <w:rPr>
+          <w:highlight w:val="yellow"/>
+        </w:rPr>
         <w:t>A,正确</w:t>
       </w:r>
     </w:p>
@@ -868,11 +998,13 @@
         <w:spacing w:line="360" w:lineRule="auto"/>
         <w:rPr>
           <w:rFonts w:hint="eastAsia"/>
+          <w:highlight w:val="yellow"/>
           <w:lang w:eastAsia="zh-CN"/>
         </w:rPr>
       </w:pPr>
       <w:r>
         <w:rPr>
+          <w:highlight w:val="yellow"/>
           <w:lang w:eastAsia="zh-CN"/>
         </w:rPr>
         <w:t>B,错误</w:t>
@@ -882,11 +1014,13 @@
       <w:pPr>
         <w:spacing w:line="360" w:lineRule="auto"/>
         <w:rPr>
+          <w:highlight w:val="yellow"/>
           <w:lang w:eastAsia="zh-CN"/>
         </w:rPr>
       </w:pPr>
       <w:r>
         <w:rPr>
+          <w:highlight w:val="yellow"/>
           <w:lang w:eastAsia="zh-CN"/>
         </w:rPr>
         <w:t>答案:B</w:t>
@@ -897,6 +1031,58 @@
         <w:spacing w:line="360" w:lineRule="auto"/>
         <w:rPr>
           <w:rFonts w:hint="eastAsia"/>
+          <w:highlight w:val="yellow"/>
+          <w:lang w:eastAsia="zh-CN"/>
+        </w:rPr>
+      </w:pPr>
+      <w:r>
+        <w:rPr>
+          <w:highlight w:val="yellow"/>
+          <w:lang w:eastAsia="zh-CN"/>
+        </w:rPr>
+        <w:drawing>
+          <wp:inline distT="0" distB="0" distL="0" distR="0" wp14:anchorId="729942D5" wp14:editId="29B3AC6E">
+            <wp:extent cx="5486400" cy="3303905"/>
+            <wp:effectExtent l="0" t="0" r="0" b="0"/>
+            <wp:docPr id="900102488" name="图片 1"/>
+            <wp:cNvGraphicFramePr>
+              <a:graphicFrameLocks xmlns:a="http://schemas.openxmlformats.org/drawingml/2006/main" noChangeAspect="1"/>
+            </wp:cNvGraphicFramePr>
+            <a:graphic xmlns:a="http://schemas.openxmlformats.org/drawingml/2006/main">
+              <a:graphicData uri="http://schemas.openxmlformats.org/drawingml/2006/picture">
+                <pic:pic xmlns:pic="http://schemas.openxmlformats.org/drawingml/2006/picture">
+                  <pic:nvPicPr>
+                    <pic:cNvPr id="900102488" name=""/>
+                    <pic:cNvPicPr/>
+                  </pic:nvPicPr>
+                  <pic:blipFill>
+                    <a:blip r:embed="rId14"/>
+                    <a:stretch>
+                      <a:fillRect/>
+                    </a:stretch>
+                  </pic:blipFill>
+                  <pic:spPr>
+                    <a:xfrm>
+                      <a:off x="0" y="0"/>
+                      <a:ext cx="5486400" cy="3303905"/>
+                    </a:xfrm>
+                    <a:prstGeom prst="rect">
+                      <a:avLst/>
+                    </a:prstGeom>
+                  </pic:spPr>
+                </pic:pic>
+              </a:graphicData>
+            </a:graphic>
+          </wp:inline>
+        </w:drawing>
+      </w:r>
+    </w:p>
+    <w:p>
+      <w:pPr>
+        <w:spacing w:line="360" w:lineRule="auto"/>
+        <w:rPr>
+          <w:rFonts w:hint="eastAsia"/>
+          <w:highlight w:val="yellow"/>
           <w:lang w:eastAsia="zh-CN"/>
         </w:rPr>
       </w:pPr>
@@ -906,11 +1092,13 @@
         <w:spacing w:line="360" w:lineRule="auto"/>
         <w:rPr>
           <w:rFonts w:hint="eastAsia"/>
+          <w:highlight w:val="yellow"/>
           <w:lang w:eastAsia="zh-CN"/>
         </w:rPr>
       </w:pPr>
       <w:r>
         <w:rPr>
+          <w:highlight w:val="yellow"/>
           <w:lang w:eastAsia="zh-CN"/>
         </w:rPr>
         <w:t>6,设X是一个集合，｜X｜=n，则集合X上有</w:t>
@@ -918,6 +1106,7 @@
       <w:r>
         <w:rPr>
           <w:noProof/>
+          <w:highlight w:val="yellow"/>
         </w:rPr>
         <w:drawing>
           <wp:inline distT="0" distB="0" distL="0" distR="0" wp14:anchorId="550DDD6D" wp14:editId="0FF48A54">
@@ -935,7 +1124,7 @@
                     <pic:cNvPicPr/>
                   </pic:nvPicPr>
                   <pic:blipFill>
-                    <a:blip r:embed="rId11"/>
+                    <a:blip r:embed="rId15"/>
                     <a:stretch>
                       <a:fillRect/>
                     </a:stretch>
@@ -955,19 +1144,12 @@
           </wp:inline>
         </w:drawing>
       </w:r>
-      <w:proofErr w:type="gramStart"/>
       <w:r>
         <w:rPr>
+          <w:highlight w:val="yellow"/>
           <w:lang w:eastAsia="zh-CN"/>
         </w:rPr>
-        <w:t>个</w:t>
-      </w:r>
-      <w:proofErr w:type="gramEnd"/>
-      <w:r>
-        <w:rPr>
-          <w:lang w:eastAsia="zh-CN"/>
-        </w:rPr>
-        <w:t>反对称的二元关系。</w:t>
+        <w:t>个反对称的二元关系。</w:t>
       </w:r>
     </w:p>
     <w:p>
@@ -975,48 +1157,50 @@
         <w:spacing w:line="360" w:lineRule="auto"/>
         <w:rPr>
           <w:rFonts w:hint="eastAsia"/>
+          <w:highlight w:val="yellow"/>
         </w:rPr>
       </w:pPr>
-      <w:proofErr w:type="spellStart"/>
       <w:r>
+        <w:rPr>
+          <w:highlight w:val="yellow"/>
+        </w:rPr>
         <w:t>A,正确</w:t>
       </w:r>
-      <w:proofErr w:type="spellEnd"/>
     </w:p>
     <w:p>
       <w:pPr>
         <w:spacing w:line="360" w:lineRule="auto"/>
         <w:rPr>
           <w:rFonts w:hint="eastAsia"/>
+          <w:highlight w:val="yellow"/>
         </w:rPr>
       </w:pPr>
       <w:r>
+        <w:rPr>
+          <w:highlight w:val="yellow"/>
+        </w:rPr>
         <w:t>B,错误</w:t>
       </w:r>
     </w:p>
     <w:p>
       <w:pPr>
         <w:spacing w:line="360" w:lineRule="auto"/>
+        <w:rPr>
+          <w:highlight w:val="yellow"/>
+        </w:rPr>
       </w:pPr>
-      <w:proofErr w:type="spellStart"/>
       <w:r>
+        <w:rPr>
+          <w:highlight w:val="yellow"/>
+        </w:rPr>
         <w:t>答案:B</w:t>
       </w:r>
-      <w:proofErr w:type="spellEnd"/>
     </w:p>
     <w:p>
       <w:pPr>
         <w:spacing w:line="360" w:lineRule="auto"/>
         <w:rPr>
-          <w:lang w:eastAsia="zh-CN"/>
-        </w:rPr>
-      </w:pPr>
-    </w:p>
-    <w:p>
-      <w:pPr>
-        <w:spacing w:line="360" w:lineRule="auto"/>
-        <w:rPr>
-          <w:rFonts w:hint="eastAsia"/>
+          <w:highlight w:val="yellow"/>
           <w:lang w:eastAsia="zh-CN"/>
         </w:rPr>
       </w:pPr>
@@ -1025,10 +1209,10 @@
           <w:lang w:eastAsia="zh-CN"/>
         </w:rPr>
         <w:drawing>
-          <wp:inline distT="0" distB="0" distL="0" distR="0" wp14:anchorId="0E5B66D5" wp14:editId="0EEA69DF">
-            <wp:extent cx="5486400" cy="1993265"/>
-            <wp:effectExtent l="0" t="0" r="0" b="6985"/>
-            <wp:docPr id="1168122261" name="图片 1"/>
+          <wp:inline distT="0" distB="0" distL="0" distR="0" wp14:anchorId="0B9771B3" wp14:editId="019025E2">
+            <wp:extent cx="3699534" cy="3051687"/>
+            <wp:effectExtent l="0" t="0" r="0" b="0"/>
+            <wp:docPr id="1735307959" name="图片 1"/>
             <wp:cNvGraphicFramePr>
               <a:graphicFrameLocks xmlns:a="http://schemas.openxmlformats.org/drawingml/2006/main" noChangeAspect="1"/>
             </wp:cNvGraphicFramePr>
@@ -1036,11 +1220,11 @@
               <a:graphicData uri="http://schemas.openxmlformats.org/drawingml/2006/picture">
                 <pic:pic xmlns:pic="http://schemas.openxmlformats.org/drawingml/2006/picture">
                   <pic:nvPicPr>
-                    <pic:cNvPr id="1168122261" name=""/>
+                    <pic:cNvPr id="1735307959" name=""/>
                     <pic:cNvPicPr/>
                   </pic:nvPicPr>
                   <pic:blipFill>
-                    <a:blip r:embed="rId12"/>
+                    <a:blip r:embed="rId16"/>
                     <a:stretch>
                       <a:fillRect/>
                     </a:stretch>
@@ -1048,66 +1232,11 @@
                   <pic:spPr>
                     <a:xfrm>
                       <a:off x="0" y="0"/>
-                      <a:ext cx="5486400" cy="1993265"/>
+                      <a:ext cx="3703593" cy="3055036"/>
                     </a:xfrm>
                     <a:prstGeom prst="rect">
                       <a:avLst/>
                     </a:prstGeom>
-                  </pic:spPr>
-                </pic:pic>
-              </a:graphicData>
-            </a:graphic>
-          </wp:inline>
-        </w:drawing>
-      </w:r>
-    </w:p>
-    <w:p>
-      <w:pPr>
-        <w:spacing w:line="360" w:lineRule="auto"/>
-        <w:rPr>
-          <w:rFonts w:hint="eastAsia"/>
-          <w:lang w:eastAsia="zh-CN"/>
-        </w:rPr>
-      </w:pPr>
-      <w:r>
-        <w:drawing>
-          <wp:inline distT="0" distB="0" distL="0" distR="0" wp14:anchorId="7FDB1AED" wp14:editId="5F4D5333">
-            <wp:extent cx="3103880" cy="3597442"/>
-            <wp:effectExtent l="0" t="0" r="1270" b="3175"/>
-            <wp:docPr id="795521745" name="图片 1"/>
-            <wp:cNvGraphicFramePr>
-              <a:graphicFrameLocks xmlns:a="http://schemas.openxmlformats.org/drawingml/2006/main" noChangeAspect="1"/>
-            </wp:cNvGraphicFramePr>
-            <a:graphic xmlns:a="http://schemas.openxmlformats.org/drawingml/2006/main">
-              <a:graphicData uri="http://schemas.openxmlformats.org/drawingml/2006/picture">
-                <pic:pic xmlns:pic="http://schemas.openxmlformats.org/drawingml/2006/picture">
-                  <pic:nvPicPr>
-                    <pic:cNvPr id="795521745" name=""/>
-                    <pic:cNvPicPr/>
-                  </pic:nvPicPr>
-                  <pic:blipFill rotWithShape="1">
-                    <a:blip r:embed="rId13"/>
-                    <a:srcRect t="9281" b="2615"/>
-                    <a:stretch>
-                      <a:fillRect/>
-                    </a:stretch>
-                  </pic:blipFill>
-                  <pic:spPr bwMode="auto">
-                    <a:xfrm>
-                      <a:off x="0" y="0"/>
-                      <a:ext cx="3111609" cy="3606400"/>
-                    </a:xfrm>
-                    <a:prstGeom prst="rect">
-                      <a:avLst/>
-                    </a:prstGeom>
-                    <a:ln>
-                      <a:noFill/>
-                    </a:ln>
-                    <a:extLst>
-                      <a:ext uri="{53640926-AAD7-44D8-BBD7-CCE9431645EC}">
-                        <a14:shadowObscured xmlns:a14="http://schemas.microsoft.com/office/drawing/2010/main"/>
-                      </a:ext>
-                    </a:extLst>
                   </pic:spPr>
                 </pic:pic>
               </a:graphicData>

--- a/离散数学/集合论与图论/集合论与图论（上）课后习题/第9讲测验.docx
+++ b/离散数学/集合论与图论/集合论与图论（上）课后习题/第9讲测验.docx
@@ -13,6 +13,7 @@
       </w:pPr>
       <w:r>
         <w:rPr>
+          <w:noProof/>
           <w:highlight w:val="yellow"/>
           <w:lang w:eastAsia="zh-CN"/>
         </w:rPr>
@@ -63,6 +64,7 @@
       </w:pPr>
       <w:r>
         <w:rPr>
+          <w:noProof/>
           <w:highlight w:val="yellow"/>
         </w:rPr>
         <w:drawing>
@@ -115,6 +117,7 @@
       <w:pPr>
         <w:spacing w:line="360" w:lineRule="auto"/>
         <w:rPr>
+          <w:rFonts w:hint="eastAsia"/>
           <w:highlight w:val="yellow"/>
           <w:lang w:eastAsia="zh-CN"/>
         </w:rPr>
@@ -134,7 +137,39 @@
           <w:highlight w:val="yellow"/>
           <w:lang w:eastAsia="zh-CN"/>
         </w:rPr>
-        <w:t>1,设集合X={1，2，3}，Y={1，2}，S={f|f:X-&amp;gt;Y},</w:t>
+        <w:t>1,设集合X={1，2，3}，Y={1，2}，S={</w:t>
+      </w:r>
+      <w:proofErr w:type="spellStart"/>
+      <w:r>
+        <w:rPr>
+          <w:highlight w:val="yellow"/>
+          <w:lang w:eastAsia="zh-CN"/>
+        </w:rPr>
+        <w:t>f|f:X</w:t>
+      </w:r>
+      <w:proofErr w:type="spellEnd"/>
+      <w:r>
+        <w:rPr>
+          <w:highlight w:val="yellow"/>
+          <w:lang w:eastAsia="zh-CN"/>
+        </w:rPr>
+        <w:t>-&amp;</w:t>
+      </w:r>
+      <w:proofErr w:type="spellStart"/>
+      <w:r>
+        <w:rPr>
+          <w:highlight w:val="yellow"/>
+          <w:lang w:eastAsia="zh-CN"/>
+        </w:rPr>
+        <w:t>gt;Y</w:t>
+      </w:r>
+      <w:proofErr w:type="spellEnd"/>
+      <w:r>
+        <w:rPr>
+          <w:highlight w:val="yellow"/>
+          <w:lang w:eastAsia="zh-CN"/>
+        </w:rPr>
+        <w:t>},</w:t>
       </w:r>
       <w:r>
         <w:rPr>
@@ -326,7 +361,23 @@
           <w:highlight w:val="yellow"/>
           <w:lang w:eastAsia="zh-CN"/>
         </w:rPr>
-        <w:t>有（）个等价类。</w:t>
+        <w:t>有（）</w:t>
+      </w:r>
+      <w:proofErr w:type="gramStart"/>
+      <w:r>
+        <w:rPr>
+          <w:highlight w:val="yellow"/>
+          <w:lang w:eastAsia="zh-CN"/>
+        </w:rPr>
+        <w:t>个</w:t>
+      </w:r>
+      <w:proofErr w:type="gramEnd"/>
+      <w:r>
+        <w:rPr>
+          <w:highlight w:val="yellow"/>
+          <w:lang w:eastAsia="zh-CN"/>
+        </w:rPr>
+        <w:t>等价类。</w:t>
       </w:r>
     </w:p>
     <w:p>
@@ -402,6 +453,7 @@
       <w:pPr>
         <w:spacing w:line="360" w:lineRule="auto"/>
         <w:rPr>
+          <w:rFonts w:hint="eastAsia"/>
           <w:highlight w:val="yellow"/>
           <w:lang w:eastAsia="zh-CN"/>
         </w:rPr>
@@ -425,6 +477,7 @@
       </w:pPr>
       <w:r>
         <w:rPr>
+          <w:noProof/>
           <w:lang w:eastAsia="zh-CN"/>
         </w:rPr>
         <w:drawing>
@@ -476,7 +529,35 @@
         <w:rPr>
           <w:lang w:eastAsia="zh-CN"/>
         </w:rPr>
-        <w:t>2,设集合X={1，2，3}，Y={1，2}，S={f|f:X-&amp;gt;Y},</w:t>
+        <w:t>2,设集合X={1，2，3}，Y={1，2}，S={</w:t>
+      </w:r>
+      <w:proofErr w:type="spellStart"/>
+      <w:r>
+        <w:rPr>
+          <w:lang w:eastAsia="zh-CN"/>
+        </w:rPr>
+        <w:t>f|f:X</w:t>
+      </w:r>
+      <w:proofErr w:type="spellEnd"/>
+      <w:r>
+        <w:rPr>
+          <w:lang w:eastAsia="zh-CN"/>
+        </w:rPr>
+        <w:t>-&amp;</w:t>
+      </w:r>
+      <w:proofErr w:type="spellStart"/>
+      <w:r>
+        <w:rPr>
+          <w:lang w:eastAsia="zh-CN"/>
+        </w:rPr>
+        <w:t>gt;Y</w:t>
+      </w:r>
+      <w:proofErr w:type="spellEnd"/>
+      <w:r>
+        <w:rPr>
+          <w:lang w:eastAsia="zh-CN"/>
+        </w:rPr>
+        <w:t>},</w:t>
       </w:r>
       <w:r>
         <w:rPr>
@@ -706,7 +787,21 @@
         <w:rPr>
           <w:lang w:eastAsia="zh-CN"/>
         </w:rPr>
-        <w:t>有（）个等价类。</w:t>
+        <w:t>有（）</w:t>
+      </w:r>
+      <w:proofErr w:type="gramStart"/>
+      <w:r>
+        <w:rPr>
+          <w:lang w:eastAsia="zh-CN"/>
+        </w:rPr>
+        <w:t>个</w:t>
+      </w:r>
+      <w:proofErr w:type="gramEnd"/>
+      <w:r>
+        <w:rPr>
+          <w:lang w:eastAsia="zh-CN"/>
+        </w:rPr>
+        <w:t>等价类。</w:t>
       </w:r>
     </w:p>
     <w:p>
@@ -756,10 +851,15 @@
     <w:p>
       <w:pPr>
         <w:spacing w:line="360" w:lineRule="auto"/>
+        <w:rPr>
+          <w:rFonts w:hint="eastAsia"/>
+        </w:rPr>
       </w:pPr>
+      <w:proofErr w:type="spellStart"/>
       <w:r>
         <w:t>答案:B</w:t>
       </w:r>
+      <w:proofErr w:type="spellEnd"/>
     </w:p>
     <w:p>
       <w:pPr>
@@ -793,12 +893,14 @@
           <w:highlight w:val="yellow"/>
         </w:rPr>
       </w:pPr>
+      <w:proofErr w:type="spellStart"/>
       <w:r>
         <w:rPr>
           <w:highlight w:val="yellow"/>
         </w:rPr>
         <w:t>A,正确</w:t>
       </w:r>
+      <w:proofErr w:type="spellEnd"/>
     </w:p>
     <w:p>
       <w:pPr>
@@ -808,17 +910,20 @@
           <w:highlight w:val="yellow"/>
         </w:rPr>
       </w:pPr>
+      <w:proofErr w:type="spellStart"/>
       <w:r>
         <w:rPr>
           <w:highlight w:val="yellow"/>
         </w:rPr>
         <w:t>B,错误</w:t>
       </w:r>
+      <w:proofErr w:type="spellEnd"/>
     </w:p>
     <w:p>
       <w:pPr>
         <w:spacing w:line="360" w:lineRule="auto"/>
         <w:rPr>
+          <w:rFonts w:hint="eastAsia"/>
           <w:highlight w:val="yellow"/>
           <w:lang w:eastAsia="zh-CN"/>
         </w:rPr>
@@ -835,6 +940,7 @@
       <w:pPr>
         <w:spacing w:line="360" w:lineRule="auto"/>
         <w:rPr>
+          <w:rFonts w:hint="eastAsia"/>
           <w:highlight w:val="yellow"/>
           <w:lang w:eastAsia="zh-CN"/>
         </w:rPr>
@@ -880,9 +986,11 @@
           <w:rFonts w:hint="eastAsia"/>
         </w:rPr>
       </w:pPr>
+      <w:proofErr w:type="spellStart"/>
       <w:r>
         <w:t>A,正确</w:t>
       </w:r>
+      <w:proofErr w:type="spellEnd"/>
     </w:p>
     <w:p>
       <w:pPr>
@@ -891,9 +999,11 @@
           <w:rFonts w:hint="eastAsia"/>
         </w:rPr>
       </w:pPr>
+      <w:proofErr w:type="spellStart"/>
       <w:r>
         <w:t>B,错误</w:t>
       </w:r>
+      <w:proofErr w:type="spellEnd"/>
     </w:p>
     <w:p>
       <w:pPr>
@@ -903,9 +1013,11 @@
           <w:lang w:eastAsia="zh-CN"/>
         </w:rPr>
       </w:pPr>
+      <w:proofErr w:type="spellStart"/>
       <w:r>
         <w:t>答案:A</w:t>
       </w:r>
+      <w:proofErr w:type="spellEnd"/>
     </w:p>
     <w:p>
       <w:pPr>
@@ -928,8 +1040,16 @@
         <w:rPr>
           <w:highlight w:val="yellow"/>
         </w:rPr>
-        <w:t>5,设X是一个集合，｜X｜=n，则集合X上有</w:t>
+        <w:t>5,设X是一个集合，｜X｜=</w:t>
       </w:r>
+      <w:proofErr w:type="spellStart"/>
+      <w:r>
+        <w:rPr>
+          <w:highlight w:val="yellow"/>
+        </w:rPr>
+        <w:t>n，则集合X上有</w:t>
+      </w:r>
+      <w:proofErr w:type="spellEnd"/>
       <w:r>
         <w:rPr>
           <w:noProof/>
@@ -971,11 +1091,19 @@
           </wp:inline>
         </w:drawing>
       </w:r>
+      <w:proofErr w:type="spellStart"/>
       <w:r>
         <w:rPr>
           <w:highlight w:val="yellow"/>
         </w:rPr>
-        <w:t>个自反的二元关系。</w:t>
+        <w:t>个自反的二元关系</w:t>
+      </w:r>
+      <w:proofErr w:type="spellEnd"/>
+      <w:r>
+        <w:rPr>
+          <w:highlight w:val="yellow"/>
+        </w:rPr>
+        <w:t>。</w:t>
       </w:r>
     </w:p>
     <w:p>
@@ -986,12 +1114,14 @@
           <w:highlight w:val="yellow"/>
         </w:rPr>
       </w:pPr>
+      <w:proofErr w:type="spellStart"/>
       <w:r>
         <w:rPr>
           <w:highlight w:val="yellow"/>
         </w:rPr>
         <w:t>A,正确</w:t>
       </w:r>
+      <w:proofErr w:type="spellEnd"/>
     </w:p>
     <w:p>
       <w:pPr>
@@ -1014,6 +1144,7 @@
       <w:pPr>
         <w:spacing w:line="360" w:lineRule="auto"/>
         <w:rPr>
+          <w:rFonts w:hint="eastAsia"/>
           <w:highlight w:val="yellow"/>
           <w:lang w:eastAsia="zh-CN"/>
         </w:rPr>
@@ -1037,6 +1168,7 @@
       </w:pPr>
       <w:r>
         <w:rPr>
+          <w:noProof/>
           <w:highlight w:val="yellow"/>
           <w:lang w:eastAsia="zh-CN"/>
         </w:rPr>
@@ -1144,12 +1276,21 @@
           </wp:inline>
         </w:drawing>
       </w:r>
+      <w:proofErr w:type="gramStart"/>
       <w:r>
         <w:rPr>
           <w:highlight w:val="yellow"/>
           <w:lang w:eastAsia="zh-CN"/>
         </w:rPr>
-        <w:t>个反对称的二元关系。</w:t>
+        <w:t>个</w:t>
+      </w:r>
+      <w:proofErr w:type="gramEnd"/>
+      <w:r>
+        <w:rPr>
+          <w:highlight w:val="yellow"/>
+          <w:lang w:eastAsia="zh-CN"/>
+        </w:rPr>
+        <w:t>反对称的二元关系。</w:t>
       </w:r>
     </w:p>
     <w:p>
@@ -1160,12 +1301,14 @@
           <w:highlight w:val="yellow"/>
         </w:rPr>
       </w:pPr>
+      <w:proofErr w:type="spellStart"/>
       <w:r>
         <w:rPr>
           <w:highlight w:val="yellow"/>
         </w:rPr>
         <w:t>A,正确</w:t>
       </w:r>
+      <w:proofErr w:type="spellEnd"/>
     </w:p>
     <w:p>
       <w:pPr>
@@ -1175,26 +1318,31 @@
           <w:highlight w:val="yellow"/>
         </w:rPr>
       </w:pPr>
+      <w:proofErr w:type="spellStart"/>
       <w:r>
         <w:rPr>
           <w:highlight w:val="yellow"/>
         </w:rPr>
         <w:t>B,错误</w:t>
       </w:r>
+      <w:proofErr w:type="spellEnd"/>
     </w:p>
     <w:p>
       <w:pPr>
         <w:spacing w:line="360" w:lineRule="auto"/>
         <w:rPr>
+          <w:rFonts w:hint="eastAsia"/>
           <w:highlight w:val="yellow"/>
         </w:rPr>
       </w:pPr>
+      <w:proofErr w:type="spellStart"/>
       <w:r>
         <w:rPr>
           <w:highlight w:val="yellow"/>
         </w:rPr>
         <w:t>答案:B</w:t>
       </w:r>
+      <w:proofErr w:type="spellEnd"/>
     </w:p>
     <w:p>
       <w:pPr>
@@ -1206,6 +1354,7 @@
       </w:pPr>
       <w:r>
         <w:rPr>
+          <w:noProof/>
           <w:lang w:eastAsia="zh-CN"/>
         </w:rPr>
         <w:drawing>
@@ -1244,6 +1393,121 @@
           </wp:inline>
         </w:drawing>
       </w:r>
+    </w:p>
+    <w:p>
+      <w:pPr>
+        <w:spacing w:line="360" w:lineRule="auto"/>
+        <w:rPr>
+          <w:highlight w:val="yellow"/>
+          <w:lang w:eastAsia="zh-CN"/>
+        </w:rPr>
+      </w:pPr>
+    </w:p>
+    <w:p>
+      <w:pPr>
+        <w:spacing w:line="360" w:lineRule="auto"/>
+        <w:rPr>
+          <w:highlight w:val="yellow"/>
+          <w:lang w:eastAsia="zh-CN"/>
+        </w:rPr>
+      </w:pPr>
+      <w:r>
+        <w:rPr>
+          <w:noProof/>
+        </w:rPr>
+        <w:drawing>
+          <wp:inline distT="0" distB="0" distL="0" distR="0" wp14:anchorId="36089AD6" wp14:editId="0707F4BE">
+            <wp:extent cx="5486400" cy="732790"/>
+            <wp:effectExtent l="0" t="0" r="0" b="0"/>
+            <wp:docPr id="23565388" name="图片 1"/>
+            <wp:cNvGraphicFramePr>
+              <a:graphicFrameLocks xmlns:a="http://schemas.openxmlformats.org/drawingml/2006/main" noChangeAspect="1"/>
+            </wp:cNvGraphicFramePr>
+            <a:graphic xmlns:a="http://schemas.openxmlformats.org/drawingml/2006/main">
+              <a:graphicData uri="http://schemas.openxmlformats.org/drawingml/2006/picture">
+                <pic:pic xmlns:pic="http://schemas.openxmlformats.org/drawingml/2006/picture">
+                  <pic:nvPicPr>
+                    <pic:cNvPr id="23565388" name=""/>
+                    <pic:cNvPicPr/>
+                  </pic:nvPicPr>
+                  <pic:blipFill>
+                    <a:blip r:embed="rId17"/>
+                    <a:stretch>
+                      <a:fillRect/>
+                    </a:stretch>
+                  </pic:blipFill>
+                  <pic:spPr>
+                    <a:xfrm>
+                      <a:off x="0" y="0"/>
+                      <a:ext cx="5486400" cy="732790"/>
+                    </a:xfrm>
+                    <a:prstGeom prst="rect">
+                      <a:avLst/>
+                    </a:prstGeom>
+                  </pic:spPr>
+                </pic:pic>
+              </a:graphicData>
+            </a:graphic>
+          </wp:inline>
+        </w:drawing>
+      </w:r>
+    </w:p>
+    <w:p>
+      <w:pPr>
+        <w:spacing w:line="360" w:lineRule="auto"/>
+        <w:rPr>
+          <w:highlight w:val="yellow"/>
+          <w:lang w:eastAsia="zh-CN"/>
+        </w:rPr>
+      </w:pPr>
+      <w:r>
+        <w:rPr>
+          <w:highlight w:val="yellow"/>
+          <w:lang w:eastAsia="zh-CN"/>
+        </w:rPr>
+        <w:t>但在离散数学语境下，2R</w:t>
+      </w:r>
+      <w:r>
+        <w:rPr>
+          <w:b/>
+          <w:bCs/>
+          <w:highlight w:val="yellow"/>
+          <w:lang w:eastAsia="zh-CN"/>
+        </w:rPr>
+        <w:t xml:space="preserve"> 一般默认是 </w:t>
+      </w:r>
+      <w:r>
+        <w:rPr>
+          <w:highlight w:val="yellow"/>
+          <w:lang w:eastAsia="zh-CN"/>
+        </w:rPr>
+        <w:t>R</w:t>
+      </w:r>
+      <w:r>
+        <w:rPr>
+          <w:rFonts w:ascii="Cambria Math" w:hAnsi="Cambria Math" w:cs="Cambria Math"/>
+          <w:highlight w:val="yellow"/>
+          <w:lang w:eastAsia="zh-CN"/>
+        </w:rPr>
+        <w:t>∘</w:t>
+      </w:r>
+      <w:r>
+        <w:rPr>
+          <w:highlight w:val="yellow"/>
+          <w:lang w:eastAsia="zh-CN"/>
+        </w:rPr>
+        <w:t>R，此时结论成立。</w:t>
+      </w:r>
+    </w:p>
+    <w:p>
+      <w:pPr>
+        <w:spacing w:line="360" w:lineRule="auto"/>
+        <w:rPr>
+          <w:rFonts w:hint="eastAsia"/>
+          <w:highlight w:val="yellow"/>
+          <w:lang w:eastAsia="zh-CN"/>
+        </w:rPr>
+      </w:pPr>
     </w:p>
     <w:sectPr>
       <w:pgSz w:w="12240" w:h="15840"/>
@@ -2065,7 +2329,6 @@
   <w:style w:type="character" w:default="1" w:styleId="a2">
     <w:name w:val="Default Paragraph Font"/>
     <w:uiPriority w:val="1"/>
-    <w:semiHidden/>
     <w:unhideWhenUsed/>
   </w:style>
   <w:style w:type="table" w:default="1" w:styleId="a3">

--- a/离散数学/集合论与图论/集合论与图论（上）课后习题/第9讲测验.docx
+++ b/离散数学/集合论与图论/集合论与图论（上）课后习题/第9讲测验.docx
@@ -33,7 +33,7 @@
                     <pic:cNvPicPr/>
                   </pic:nvPicPr>
                   <pic:blipFill>
-                    <a:blip r:embed="rId6"/>
+                    <a:blip r:embed="rId8"/>
                     <a:stretch>
                       <a:fillRect/>
                     </a:stretch>
@@ -83,7 +83,7 @@
                     <pic:cNvPicPr/>
                   </pic:nvPicPr>
                   <pic:blipFill rotWithShape="1">
-                    <a:blip r:embed="rId7"/>
+                    <a:blip r:embed="rId9"/>
                     <a:srcRect t="9281" b="2615"/>
                     <a:stretch>
                       <a:fillRect/>
@@ -192,7 +192,7 @@
                     <pic:cNvPicPr/>
                   </pic:nvPicPr>
                   <pic:blipFill>
-                    <a:blip r:embed="rId8"/>
+                    <a:blip r:embed="rId10"/>
                     <a:stretch>
                       <a:fillRect/>
                     </a:stretch>
@@ -240,7 +240,7 @@
                     <pic:cNvPicPr/>
                   </pic:nvPicPr>
                   <pic:blipFill>
-                    <a:blip r:embed="rId9"/>
+                    <a:blip r:embed="rId11"/>
                     <a:stretch>
                       <a:fillRect/>
                     </a:stretch>
@@ -288,7 +288,7 @@
                     <pic:cNvPicPr/>
                   </pic:nvPicPr>
                   <pic:blipFill>
-                    <a:blip r:embed="rId10"/>
+                    <a:blip r:embed="rId12"/>
                     <a:stretch>
                       <a:fillRect/>
                     </a:stretch>
@@ -336,7 +336,7 @@
                     <pic:cNvPicPr/>
                   </pic:nvPicPr>
                   <pic:blipFill>
-                    <a:blip r:embed="rId8"/>
+                    <a:blip r:embed="rId10"/>
                     <a:stretch>
                       <a:fillRect/>
                     </a:stretch>
@@ -361,23 +361,7 @@
           <w:highlight w:val="yellow"/>
           <w:lang w:eastAsia="zh-CN"/>
         </w:rPr>
-        <w:t>有（）</w:t>
-      </w:r>
-      <w:proofErr w:type="gramStart"/>
-      <w:r>
-        <w:rPr>
-          <w:highlight w:val="yellow"/>
-          <w:lang w:eastAsia="zh-CN"/>
-        </w:rPr>
-        <w:t>个</w:t>
-      </w:r>
-      <w:proofErr w:type="gramEnd"/>
-      <w:r>
-        <w:rPr>
-          <w:highlight w:val="yellow"/>
-          <w:lang w:eastAsia="zh-CN"/>
-        </w:rPr>
-        <w:t>等价类。</w:t>
+        <w:t>有（）个等价类。</w:t>
       </w:r>
     </w:p>
     <w:p>
@@ -496,7 +480,7 @@
                     <pic:cNvPicPr/>
                   </pic:nvPicPr>
                   <pic:blipFill>
-                    <a:blip r:embed="rId11"/>
+                    <a:blip r:embed="rId13"/>
                     <a:stretch>
                       <a:fillRect/>
                     </a:stretch>
@@ -579,7 +563,7 @@
                     <pic:cNvPicPr/>
                   </pic:nvPicPr>
                   <pic:blipFill>
-                    <a:blip r:embed="rId8"/>
+                    <a:blip r:embed="rId10"/>
                     <a:stretch>
                       <a:fillRect/>
                     </a:stretch>
@@ -625,7 +609,7 @@
                     <pic:cNvPicPr/>
                   </pic:nvPicPr>
                   <pic:blipFill>
-                    <a:blip r:embed="rId9"/>
+                    <a:blip r:embed="rId11"/>
                     <a:stretch>
                       <a:fillRect/>
                     </a:stretch>
@@ -671,7 +655,7 @@
                     <pic:cNvPicPr/>
                   </pic:nvPicPr>
                   <pic:blipFill>
-                    <a:blip r:embed="rId10"/>
+                    <a:blip r:embed="rId12"/>
                     <a:stretch>
                       <a:fillRect/>
                     </a:stretch>
@@ -717,7 +701,7 @@
                     <pic:cNvPicPr/>
                   </pic:nvPicPr>
                   <pic:blipFill>
-                    <a:blip r:embed="rId12"/>
+                    <a:blip r:embed="rId14"/>
                     <a:stretch>
                       <a:fillRect/>
                     </a:stretch>
@@ -763,7 +747,7 @@
                     <pic:cNvPicPr/>
                   </pic:nvPicPr>
                   <pic:blipFill>
-                    <a:blip r:embed="rId8"/>
+                    <a:blip r:embed="rId10"/>
                     <a:stretch>
                       <a:fillRect/>
                     </a:stretch>
@@ -787,21 +771,7 @@
         <w:rPr>
           <w:lang w:eastAsia="zh-CN"/>
         </w:rPr>
-        <w:t>有（）</w:t>
-      </w:r>
-      <w:proofErr w:type="gramStart"/>
-      <w:r>
-        <w:rPr>
-          <w:lang w:eastAsia="zh-CN"/>
-        </w:rPr>
-        <w:t>个</w:t>
-      </w:r>
-      <w:proofErr w:type="gramEnd"/>
-      <w:r>
-        <w:rPr>
-          <w:lang w:eastAsia="zh-CN"/>
-        </w:rPr>
-        <w:t>等价类。</w:t>
+        <w:t>有（）个等价类。</w:t>
       </w:r>
     </w:p>
     <w:p>
@@ -857,6 +827,7 @@
       </w:pPr>
       <w:proofErr w:type="spellStart"/>
       <w:r>
+        <w:lastRenderedPageBreak/>
         <w:t>答案:B</w:t>
       </w:r>
       <w:proofErr w:type="spellEnd"/>
@@ -1071,7 +1042,7 @@
                     <pic:cNvPicPr/>
                   </pic:nvPicPr>
                   <pic:blipFill>
-                    <a:blip r:embed="rId13"/>
+                    <a:blip r:embed="rId15"/>
                     <a:stretch>
                       <a:fillRect/>
                     </a:stretch>
@@ -1172,6 +1143,7 @@
           <w:highlight w:val="yellow"/>
           <w:lang w:eastAsia="zh-CN"/>
         </w:rPr>
+        <w:lastRenderedPageBreak/>
         <w:drawing>
           <wp:inline distT="0" distB="0" distL="0" distR="0" wp14:anchorId="729942D5" wp14:editId="29B3AC6E">
             <wp:extent cx="5486400" cy="3303905"/>
@@ -1188,7 +1160,7 @@
                     <pic:cNvPicPr/>
                   </pic:nvPicPr>
                   <pic:blipFill>
-                    <a:blip r:embed="rId14"/>
+                    <a:blip r:embed="rId16"/>
                     <a:stretch>
                       <a:fillRect/>
                     </a:stretch>
@@ -1256,7 +1228,7 @@
                     <pic:cNvPicPr/>
                   </pic:nvPicPr>
                   <pic:blipFill>
-                    <a:blip r:embed="rId15"/>
+                    <a:blip r:embed="rId17"/>
                     <a:stretch>
                       <a:fillRect/>
                     </a:stretch>
@@ -1276,21 +1248,12 @@
           </wp:inline>
         </w:drawing>
       </w:r>
-      <w:proofErr w:type="gramStart"/>
       <w:r>
         <w:rPr>
           <w:highlight w:val="yellow"/>
           <w:lang w:eastAsia="zh-CN"/>
         </w:rPr>
-        <w:t>个</w:t>
-      </w:r>
-      <w:proofErr w:type="gramEnd"/>
-      <w:r>
-        <w:rPr>
-          <w:highlight w:val="yellow"/>
-          <w:lang w:eastAsia="zh-CN"/>
-        </w:rPr>
-        <w:t>反对称的二元关系。</w:t>
+        <w:t>个反对称的二元关系。</w:t>
       </w:r>
     </w:p>
     <w:p>
@@ -1348,6 +1311,7 @@
       <w:pPr>
         <w:spacing w:line="360" w:lineRule="auto"/>
         <w:rPr>
+          <w:rFonts w:hint="eastAsia"/>
           <w:highlight w:val="yellow"/>
           <w:lang w:eastAsia="zh-CN"/>
         </w:rPr>
@@ -1357,6 +1321,7 @@
           <w:noProof/>
           <w:lang w:eastAsia="zh-CN"/>
         </w:rPr>
+        <w:lastRenderedPageBreak/>
         <w:drawing>
           <wp:inline distT="0" distB="0" distL="0" distR="0" wp14:anchorId="0B9771B3" wp14:editId="019025E2">
             <wp:extent cx="3699534" cy="3051687"/>
@@ -1373,7 +1338,7 @@
                     <pic:cNvPicPr/>
                   </pic:nvPicPr>
                   <pic:blipFill>
-                    <a:blip r:embed="rId16"/>
+                    <a:blip r:embed="rId18"/>
                     <a:stretch>
                       <a:fillRect/>
                     </a:stretch>
@@ -1398,6 +1363,7 @@
       <w:pPr>
         <w:spacing w:line="360" w:lineRule="auto"/>
         <w:rPr>
+          <w:rFonts w:hint="eastAsia"/>
           <w:highlight w:val="yellow"/>
           <w:lang w:eastAsia="zh-CN"/>
         </w:rPr>
@@ -1407,6 +1373,7 @@
       <w:pPr>
         <w:spacing w:line="360" w:lineRule="auto"/>
         <w:rPr>
+          <w:rFonts w:hint="eastAsia"/>
           <w:highlight w:val="yellow"/>
           <w:lang w:eastAsia="zh-CN"/>
         </w:rPr>
@@ -1431,7 +1398,7 @@
                     <pic:cNvPicPr/>
                   </pic:nvPicPr>
                   <pic:blipFill>
-                    <a:blip r:embed="rId17"/>
+                    <a:blip r:embed="rId19"/>
                     <a:stretch>
                       <a:fillRect/>
                     </a:stretch>
@@ -1456,6 +1423,7 @@
       <w:pPr>
         <w:spacing w:line="360" w:lineRule="auto"/>
         <w:rPr>
+          <w:rFonts w:hint="eastAsia"/>
           <w:highlight w:val="yellow"/>
           <w:lang w:eastAsia="zh-CN"/>
         </w:rPr>
@@ -1503,6 +1471,65 @@
       <w:pPr>
         <w:spacing w:line="360" w:lineRule="auto"/>
         <w:rPr>
+          <w:highlight w:val="yellow"/>
+          <w:lang w:eastAsia="zh-CN"/>
+        </w:rPr>
+      </w:pPr>
+    </w:p>
+    <w:p>
+      <w:pPr>
+        <w:spacing w:line="360" w:lineRule="auto"/>
+        <w:rPr>
+          <w:highlight w:val="yellow"/>
+          <w:lang w:eastAsia="zh-CN"/>
+        </w:rPr>
+      </w:pPr>
+      <w:r>
+        <w:rPr>
+          <w:lang w:eastAsia="zh-CN"/>
+        </w:rPr>
+        <w:lastRenderedPageBreak/>
+        <w:drawing>
+          <wp:inline distT="0" distB="0" distL="0" distR="0" wp14:anchorId="51F8A83F" wp14:editId="048A757E">
+            <wp:extent cx="4752975" cy="5176562"/>
+            <wp:effectExtent l="0" t="0" r="0" b="5080"/>
+            <wp:docPr id="214899033" name="图片 1"/>
+            <wp:cNvGraphicFramePr>
+              <a:graphicFrameLocks xmlns:a="http://schemas.openxmlformats.org/drawingml/2006/main" noChangeAspect="1"/>
+            </wp:cNvGraphicFramePr>
+            <a:graphic xmlns:a="http://schemas.openxmlformats.org/drawingml/2006/main">
+              <a:graphicData uri="http://schemas.openxmlformats.org/drawingml/2006/picture">
+                <pic:pic xmlns:pic="http://schemas.openxmlformats.org/drawingml/2006/picture">
+                  <pic:nvPicPr>
+                    <pic:cNvPr id="214899033" name=""/>
+                    <pic:cNvPicPr/>
+                  </pic:nvPicPr>
+                  <pic:blipFill>
+                    <a:blip r:embed="rId20"/>
+                    <a:stretch>
+                      <a:fillRect/>
+                    </a:stretch>
+                  </pic:blipFill>
+                  <pic:spPr>
+                    <a:xfrm>
+                      <a:off x="0" y="0"/>
+                      <a:ext cx="4753132" cy="5176733"/>
+                    </a:xfrm>
+                    <a:prstGeom prst="rect">
+                      <a:avLst/>
+                    </a:prstGeom>
+                  </pic:spPr>
+                </pic:pic>
+              </a:graphicData>
+            </a:graphic>
+          </wp:inline>
+        </w:drawing>
+      </w:r>
+    </w:p>
+    <w:p>
+      <w:pPr>
+        <w:spacing w:line="360" w:lineRule="auto"/>
+        <w:rPr>
           <w:rFonts w:hint="eastAsia"/>
           <w:highlight w:val="yellow"/>
           <w:lang w:eastAsia="zh-CN"/>
@@ -1517,6 +1544,68 @@
     </w:sectPr>
   </w:body>
 </w:document>
+</file>
+
+<file path=word/endnotes.xml><?xml version="1.0" encoding="utf-8"?>
+<w:endnotes xmlns:wpc="http://schemas.microsoft.com/office/word/2010/wordprocessingCanvas" xmlns:cx="http://schemas.microsoft.com/office/drawing/2014/chartex" xmlns:cx1="http://schemas.microsoft.com/office/drawing/2015/9/8/chartex" xmlns:cx2="http://schemas.microsoft.com/office/drawing/2015/10/21/chartex" xmlns:cx3="http://schemas.microsoft.com/office/drawing/2016/5/9/chartex" xmlns:cx4="http://schemas.microsoft.com/office/drawing/2016/5/10/chartex" xmlns:cx5="http://schemas.microsoft.com/office/drawing/2016/5/11/chartex" xmlns:cx6="http://schemas.microsoft.com/office/drawing/2016/5/12/chartex" xmlns:cx7="http://schemas.microsoft.com/office/drawing/2016/5/13/chartex" xmlns:cx8="http://schemas.microsoft.com/office/drawing/2016/5/14/chartex" xmlns:mc="http://schemas.openxmlformats.org/markup-compatibility/2006" xmlns:aink="http://schemas.microsoft.com/office/drawing/2016/ink" xmlns:am3d="http://schemas.microsoft.com/office/drawing/2017/model3d" xmlns:o="urn:schemas-microsoft-com:office:office" xmlns:oel="http://schemas.microsoft.com/office/2019/extlst" xmlns:r="http://schemas.openxmlformats.org/officeDocument/2006/relationships" xmlns:m="http://schemas.openxmlformats.org/officeDocument/2006/math" xmlns:v="urn:schemas-microsoft-com:vml" xmlns:wp14="http://schemas.microsoft.com/office/word/2010/wordprocessingDrawing" xmlns:wp="http://schemas.openxmlformats.org/drawingml/2006/wordprocessingDrawing" xmlns:w10="urn:schemas-microsoft-com:office:word" xmlns:w="http://schemas.openxmlformats.org/wordprocessingml/2006/main" xmlns:w14="http://schemas.microsoft.com/office/word/2010/wordml" xmlns:w15="http://schemas.microsoft.com/office/word/2012/wordml" xmlns:w16cex="http://schemas.microsoft.com/office/word/2018/wordml/cex" xmlns:w16cid="http://schemas.microsoft.com/office/word/2016/wordml/cid" xmlns:w16="http://schemas.microsoft.com/office/word/2018/wordml" xmlns:w16du="http://schemas.microsoft.com/office/word/2023/wordml/word16du" xmlns:w16sdtdh="http://schemas.microsoft.com/office/word/2020/wordml/sdtdatahash" xmlns:w16sdtfl="http://schemas.microsoft.com/office/word/2024/wordml/sdtformatlock" xmlns:w16se="http://schemas.microsoft.com/office/word/2015/wordml/symex" xmlns:wpg="http://schemas.microsoft.com/office/word/2010/wordprocessingGroup" xmlns:wpi="http://schemas.microsoft.com/office/word/2010/wordprocessingInk" xmlns:wne="http://schemas.microsoft.com/office/word/2006/wordml" xmlns:wps="http://schemas.microsoft.com/office/word/2010/wordprocessingShape" mc:Ignorable="w14 w15 w16se w16cid w16 w16cex w16sdtdh w16sdtfl w16du wp14">
+  <w:endnote w:type="separator" w:id="-1">
+    <w:p>
+      <w:pPr>
+        <w:spacing w:after="0" w:line="240" w:lineRule="auto"/>
+        <w:rPr>
+          <w:rFonts w:hint="eastAsia"/>
+        </w:rPr>
+      </w:pPr>
+      <w:r>
+        <w:separator/>
+      </w:r>
+    </w:p>
+  </w:endnote>
+  <w:endnote w:type="continuationSeparator" w:id="0">
+    <w:p>
+      <w:pPr>
+        <w:spacing w:after="0" w:line="240" w:lineRule="auto"/>
+        <w:rPr>
+          <w:rFonts w:hint="eastAsia"/>
+        </w:rPr>
+      </w:pPr>
+      <w:r>
+        <w:continuationSeparator/>
+      </w:r>
+    </w:p>
+  </w:endnote>
+</w:endnotes>
+</file>
+
+<file path=word/footnotes.xml><?xml version="1.0" encoding="utf-8"?>
+<w:footnotes xmlns:wpc="http://schemas.microsoft.com/office/word/2010/wordprocessingCanvas" xmlns:cx="http://schemas.microsoft.com/office/drawing/2014/chartex" xmlns:cx1="http://schemas.microsoft.com/office/drawing/2015/9/8/chartex" xmlns:cx2="http://schemas.microsoft.com/office/drawing/2015/10/21/chartex" xmlns:cx3="http://schemas.microsoft.com/office/drawing/2016/5/9/chartex" xmlns:cx4="http://schemas.microsoft.com/office/drawing/2016/5/10/chartex" xmlns:cx5="http://schemas.microsoft.com/office/drawing/2016/5/11/chartex" xmlns:cx6="http://schemas.microsoft.com/office/drawing/2016/5/12/chartex" xmlns:cx7="http://schemas.microsoft.com/office/drawing/2016/5/13/chartex" xmlns:cx8="http://schemas.microsoft.com/office/drawing/2016/5/14/chartex" xmlns:mc="http://schemas.openxmlformats.org/markup-compatibility/2006" xmlns:aink="http://schemas.microsoft.com/office/drawing/2016/ink" xmlns:am3d="http://schemas.microsoft.com/office/drawing/2017/model3d" xmlns:o="urn:schemas-microsoft-com:office:office" xmlns:oel="http://schemas.microsoft.com/office/2019/extlst" xmlns:r="http://schemas.openxmlformats.org/officeDocument/2006/relationships" xmlns:m="http://schemas.openxmlformats.org/officeDocument/2006/math" xmlns:v="urn:schemas-microsoft-com:vml" xmlns:wp14="http://schemas.microsoft.com/office/word/2010/wordprocessingDrawing" xmlns:wp="http://schemas.openxmlformats.org/drawingml/2006/wordprocessingDrawing" xmlns:w10="urn:schemas-microsoft-com:office:word" xmlns:w="http://schemas.openxmlformats.org/wordprocessingml/2006/main" xmlns:w14="http://schemas.microsoft.com/office/word/2010/wordml" xmlns:w15="http://schemas.microsoft.com/office/word/2012/wordml" xmlns:w16cex="http://schemas.microsoft.com/office/word/2018/wordml/cex" xmlns:w16cid="http://schemas.microsoft.com/office/word/2016/wordml/cid" xmlns:w16="http://schemas.microsoft.com/office/word/2018/wordml" xmlns:w16du="http://schemas.microsoft.com/office/word/2023/wordml/word16du" xmlns:w16sdtdh="http://schemas.microsoft.com/office/word/2020/wordml/sdtdatahash" xmlns:w16sdtfl="http://schemas.microsoft.com/office/word/2024/wordml/sdtformatlock" xmlns:w16se="http://schemas.microsoft.com/office/word/2015/wordml/symex" xmlns:wpg="http://schemas.microsoft.com/office/word/2010/wordprocessingGroup" xmlns:wpi="http://schemas.microsoft.com/office/word/2010/wordprocessingInk" xmlns:wne="http://schemas.microsoft.com/office/word/2006/wordml" xmlns:wps="http://schemas.microsoft.com/office/word/2010/wordprocessingShape" mc:Ignorable="w14 w15 w16se w16cid w16 w16cex w16sdtdh w16sdtfl w16du wp14">
+  <w:footnote w:type="separator" w:id="-1">
+    <w:p>
+      <w:pPr>
+        <w:spacing w:after="0" w:line="240" w:lineRule="auto"/>
+        <w:rPr>
+          <w:rFonts w:hint="eastAsia"/>
+        </w:rPr>
+      </w:pPr>
+      <w:r>
+        <w:separator/>
+      </w:r>
+    </w:p>
+  </w:footnote>
+  <w:footnote w:type="continuationSeparator" w:id="0">
+    <w:p>
+      <w:pPr>
+        <w:spacing w:after="0" w:line="240" w:lineRule="auto"/>
+        <w:rPr>
+          <w:rFonts w:hint="eastAsia"/>
+        </w:rPr>
+      </w:pPr>
+      <w:r>
+        <w:continuationSeparator/>
+      </w:r>
+    </w:p>
+  </w:footnote>
+</w:footnotes>
 </file>
 
 <file path=word/numbering.xml><?xml version="1.0" encoding="utf-8"?>
@@ -2329,6 +2418,7 @@
   <w:style w:type="character" w:default="1" w:styleId="a2">
     <w:name w:val="Default Paragraph Font"/>
     <w:uiPriority w:val="1"/>
+    <w:semiHidden/>
     <w:unhideWhenUsed/>
   </w:style>
   <w:style w:type="table" w:default="1" w:styleId="a3">

--- a/离散数学/集合论与图论/集合论与图论（上）课后习题/第9讲测验.docx
+++ b/离散数学/集合论与图论/集合论与图论（上）课后习题/第9讲测验.docx
@@ -823,14 +823,16 @@
         <w:spacing w:line="360" w:lineRule="auto"/>
         <w:rPr>
           <w:rFonts w:hint="eastAsia"/>
+          <w:lang w:eastAsia="zh-CN"/>
         </w:rPr>
       </w:pPr>
-      <w:proofErr w:type="spellStart"/>
       <w:r>
+        <w:rPr>
+          <w:lang w:eastAsia="zh-CN"/>
+        </w:rPr>
         <w:lastRenderedPageBreak/>
         <w:t>答案:B</w:t>
       </w:r>
-      <w:proofErr w:type="spellEnd"/>
     </w:p>
     <w:p>
       <w:pPr>
@@ -838,6 +840,7 @@
         <w:rPr>
           <w:rFonts w:hint="eastAsia"/>
           <w:highlight w:val="yellow"/>
+          <w:lang w:eastAsia="zh-CN"/>
         </w:rPr>
       </w:pPr>
     </w:p>
@@ -847,11 +850,13 @@
         <w:rPr>
           <w:rFonts w:hint="eastAsia"/>
           <w:highlight w:val="yellow"/>
+          <w:lang w:eastAsia="zh-CN"/>
         </w:rPr>
       </w:pPr>
       <w:r>
         <w:rPr>
           <w:highlight w:val="yellow"/>
+          <w:lang w:eastAsia="zh-CN"/>
         </w:rPr>
         <w:t>3,设集合X={1,2,3,4,5,6}，集合X上的关系R={(1,1),(2,2),(2,3),(3,2),(3,3),(4,5),(5,6),(5,4),(6,5),(4,6),(4,4),(5,5),(6,6)}是集合X上的等价关系。</w:t>
       </w:r>
@@ -862,16 +867,16 @@
         <w:rPr>
           <w:rFonts w:hint="eastAsia"/>
           <w:highlight w:val="yellow"/>
+          <w:lang w:eastAsia="zh-CN"/>
         </w:rPr>
       </w:pPr>
-      <w:proofErr w:type="spellStart"/>
       <w:r>
         <w:rPr>
           <w:highlight w:val="yellow"/>
+          <w:lang w:eastAsia="zh-CN"/>
         </w:rPr>
         <w:t>A,正确</w:t>
       </w:r>
-      <w:proofErr w:type="spellEnd"/>
     </w:p>
     <w:p>
       <w:pPr>
@@ -879,16 +884,16 @@
         <w:rPr>
           <w:rFonts w:hint="eastAsia"/>
           <w:highlight w:val="yellow"/>
+          <w:lang w:eastAsia="zh-CN"/>
         </w:rPr>
       </w:pPr>
-      <w:proofErr w:type="spellStart"/>
       <w:r>
         <w:rPr>
           <w:highlight w:val="yellow"/>
+          <w:lang w:eastAsia="zh-CN"/>
         </w:rPr>
         <w:t>B,错误</w:t>
       </w:r>
-      <w:proofErr w:type="spellEnd"/>
     </w:p>
     <w:p>
       <w:pPr>
@@ -1471,6 +1476,7 @@
       <w:pPr>
         <w:spacing w:line="360" w:lineRule="auto"/>
         <w:rPr>
+          <w:rFonts w:hint="eastAsia"/>
           <w:highlight w:val="yellow"/>
           <w:lang w:eastAsia="zh-CN"/>
         </w:rPr>
@@ -1486,6 +1492,7 @@
       </w:pPr>
       <w:r>
         <w:rPr>
+          <w:noProof/>
           <w:lang w:eastAsia="zh-CN"/>
         </w:rPr>
         <w:lastRenderedPageBreak/>
@@ -1514,6 +1521,89 @@
                     <a:xfrm>
                       <a:off x="0" y="0"/>
                       <a:ext cx="4753132" cy="5176733"/>
+                    </a:xfrm>
+                    <a:prstGeom prst="rect">
+                      <a:avLst/>
+                    </a:prstGeom>
+                  </pic:spPr>
+                </pic:pic>
+              </a:graphicData>
+            </a:graphic>
+          </wp:inline>
+        </w:drawing>
+      </w:r>
+    </w:p>
+    <w:p>
+      <w:pPr>
+        <w:spacing w:line="360" w:lineRule="auto"/>
+        <w:rPr>
+          <w:highlight w:val="yellow"/>
+          <w:lang w:eastAsia="zh-CN"/>
+        </w:rPr>
+      </w:pPr>
+    </w:p>
+    <w:p>
+      <w:pPr>
+        <w:spacing w:line="360" w:lineRule="auto"/>
+        <w:rPr>
+          <w:rFonts w:hint="eastAsia"/>
+          <w:highlight w:val="yellow"/>
+          <w:lang w:eastAsia="zh-CN"/>
+        </w:rPr>
+      </w:pPr>
+      <w:r>
+        <w:rPr>
+          <w:highlight w:val="yellow"/>
+          <w:lang w:eastAsia="zh-CN"/>
+        </w:rPr>
+        <w:lastRenderedPageBreak/>
+        <w:t>等价类就是：</w:t>
+      </w:r>
+      <w:r>
+        <w:rPr>
+          <w:b/>
+          <w:bCs/>
+          <w:highlight w:val="yellow"/>
+          <w:lang w:eastAsia="zh-CN"/>
+        </w:rPr>
+        <w:t>在一个集合里，把 “满足某种等价关系、互相等价” 的元素打包成一个小组，每个这样的小组就是一个等价类</w:t>
+      </w:r>
+      <w:r>
+        <w:rPr>
+          <w:highlight w:val="yellow"/>
+          <w:lang w:eastAsia="zh-CN"/>
+        </w:rPr>
+        <w:t>。</w:t>
+      </w:r>
+      <w:r>
+        <w:rPr>
+          <w:noProof/>
+        </w:rPr>
+        <w:drawing>
+          <wp:inline distT="0" distB="0" distL="0" distR="0" wp14:anchorId="556D823C" wp14:editId="61C32C1D">
+            <wp:extent cx="5131230" cy="6842234"/>
+            <wp:effectExtent l="0" t="0" r="0" b="0"/>
+            <wp:docPr id="285358447" name="图片 1"/>
+            <wp:cNvGraphicFramePr>
+              <a:graphicFrameLocks xmlns:a="http://schemas.openxmlformats.org/drawingml/2006/main" noChangeAspect="1"/>
+            </wp:cNvGraphicFramePr>
+            <a:graphic xmlns:a="http://schemas.openxmlformats.org/drawingml/2006/main">
+              <a:graphicData uri="http://schemas.openxmlformats.org/drawingml/2006/picture">
+                <pic:pic xmlns:pic="http://schemas.openxmlformats.org/drawingml/2006/picture">
+                  <pic:nvPicPr>
+                    <pic:cNvPr id="285358447" name=""/>
+                    <pic:cNvPicPr/>
+                  </pic:nvPicPr>
+                  <pic:blipFill>
+                    <a:blip r:embed="rId21"/>
+                    <a:stretch>
+                      <a:fillRect/>
+                    </a:stretch>
+                  </pic:blipFill>
+                  <pic:spPr>
+                    <a:xfrm>
+                      <a:off x="0" y="0"/>
+                      <a:ext cx="5132053" cy="6843332"/>
                     </a:xfrm>
                     <a:prstGeom prst="rect">
                       <a:avLst/>
@@ -2418,7 +2508,6 @@
   <w:style w:type="character" w:default="1" w:styleId="a2">
     <w:name w:val="Default Paragraph Font"/>
     <w:uiPriority w:val="1"/>
-    <w:semiHidden/>
     <w:unhideWhenUsed/>
   </w:style>
   <w:style w:type="table" w:default="1" w:styleId="a3">

--- a/离散数学/集合论与图论/集合论与图论（上）课后习题/第9讲测验.docx
+++ b/离散数学/集合论与图论/集合论与图论（上）课后习题/第9讲测验.docx
@@ -137,39 +137,7 @@
           <w:highlight w:val="yellow"/>
           <w:lang w:eastAsia="zh-CN"/>
         </w:rPr>
-        <w:t>1,设集合X={1，2，3}，Y={1，2}，S={</w:t>
-      </w:r>
-      <w:proofErr w:type="spellStart"/>
-      <w:r>
-        <w:rPr>
-          <w:highlight w:val="yellow"/>
-          <w:lang w:eastAsia="zh-CN"/>
-        </w:rPr>
-        <w:t>f|f:X</w:t>
-      </w:r>
-      <w:proofErr w:type="spellEnd"/>
-      <w:r>
-        <w:rPr>
-          <w:highlight w:val="yellow"/>
-          <w:lang w:eastAsia="zh-CN"/>
-        </w:rPr>
-        <w:t>-&amp;</w:t>
-      </w:r>
-      <w:proofErr w:type="spellStart"/>
-      <w:r>
-        <w:rPr>
-          <w:highlight w:val="yellow"/>
-          <w:lang w:eastAsia="zh-CN"/>
-        </w:rPr>
-        <w:t>gt;Y</w:t>
-      </w:r>
-      <w:proofErr w:type="spellEnd"/>
-      <w:r>
-        <w:rPr>
-          <w:highlight w:val="yellow"/>
-          <w:lang w:eastAsia="zh-CN"/>
-        </w:rPr>
-        <w:t>},</w:t>
+        <w:t>1,设集合X={1，2，3}，Y={1，2}，S={f|f:X-&amp;gt;Y},</w:t>
       </w:r>
       <w:r>
         <w:rPr>
@@ -513,35 +481,7 @@
         <w:rPr>
           <w:lang w:eastAsia="zh-CN"/>
         </w:rPr>
-        <w:t>2,设集合X={1，2，3}，Y={1，2}，S={</w:t>
-      </w:r>
-      <w:proofErr w:type="spellStart"/>
-      <w:r>
-        <w:rPr>
-          <w:lang w:eastAsia="zh-CN"/>
-        </w:rPr>
-        <w:t>f|f:X</w:t>
-      </w:r>
-      <w:proofErr w:type="spellEnd"/>
-      <w:r>
-        <w:rPr>
-          <w:lang w:eastAsia="zh-CN"/>
-        </w:rPr>
-        <w:t>-&amp;</w:t>
-      </w:r>
-      <w:proofErr w:type="spellStart"/>
-      <w:r>
-        <w:rPr>
-          <w:lang w:eastAsia="zh-CN"/>
-        </w:rPr>
-        <w:t>gt;Y</w:t>
-      </w:r>
-      <w:proofErr w:type="spellEnd"/>
-      <w:r>
-        <w:rPr>
-          <w:lang w:eastAsia="zh-CN"/>
-        </w:rPr>
-        <w:t>},</w:t>
+        <w:t>2,设集合X={1，2，3}，Y={1，2}，S={f|f:X-&amp;gt;Y},</w:t>
       </w:r>
       <w:r>
         <w:rPr>
@@ -843,6 +783,47 @@
           <w:lang w:eastAsia="zh-CN"/>
         </w:rPr>
       </w:pPr>
+      <w:r>
+        <w:rPr>
+          <w:noProof/>
+          <w:lang w:eastAsia="zh-CN"/>
+        </w:rPr>
+        <w:drawing>
+          <wp:inline distT="0" distB="0" distL="0" distR="0" wp14:anchorId="24E941DB" wp14:editId="23903777">
+            <wp:extent cx="3991555" cy="4347285"/>
+            <wp:effectExtent l="0" t="0" r="9525" b="0"/>
+            <wp:docPr id="214899033" name="图片 1"/>
+            <wp:cNvGraphicFramePr>
+              <a:graphicFrameLocks xmlns:a="http://schemas.openxmlformats.org/drawingml/2006/main" noChangeAspect="1"/>
+            </wp:cNvGraphicFramePr>
+            <a:graphic xmlns:a="http://schemas.openxmlformats.org/drawingml/2006/main">
+              <a:graphicData uri="http://schemas.openxmlformats.org/drawingml/2006/picture">
+                <pic:pic xmlns:pic="http://schemas.openxmlformats.org/drawingml/2006/picture">
+                  <pic:nvPicPr>
+                    <pic:cNvPr id="214899033" name=""/>
+                    <pic:cNvPicPr/>
+                  </pic:nvPicPr>
+                  <pic:blipFill>
+                    <a:blip r:embed="rId15"/>
+                    <a:stretch>
+                      <a:fillRect/>
+                    </a:stretch>
+                  </pic:blipFill>
+                  <pic:spPr>
+                    <a:xfrm>
+                      <a:off x="0" y="0"/>
+                      <a:ext cx="3997364" cy="4353612"/>
+                    </a:xfrm>
+                    <a:prstGeom prst="rect">
+                      <a:avLst/>
+                    </a:prstGeom>
+                  </pic:spPr>
+                </pic:pic>
+              </a:graphicData>
+            </a:graphic>
+          </wp:inline>
+        </w:drawing>
+      </w:r>
     </w:p>
     <w:p>
       <w:pPr>
@@ -962,11 +943,10 @@
           <w:rFonts w:hint="eastAsia"/>
         </w:rPr>
       </w:pPr>
-      <w:proofErr w:type="spellStart"/>
       <w:r>
+        <w:lastRenderedPageBreak/>
         <w:t>A,正确</w:t>
       </w:r>
-      <w:proofErr w:type="spellEnd"/>
     </w:p>
     <w:p>
       <w:pPr>
@@ -975,11 +955,9 @@
           <w:rFonts w:hint="eastAsia"/>
         </w:rPr>
       </w:pPr>
-      <w:proofErr w:type="spellStart"/>
       <w:r>
         <w:t>B,错误</w:t>
       </w:r>
-      <w:proofErr w:type="spellEnd"/>
     </w:p>
     <w:p>
       <w:pPr>
@@ -989,11 +967,9 @@
           <w:lang w:eastAsia="zh-CN"/>
         </w:rPr>
       </w:pPr>
-      <w:proofErr w:type="spellStart"/>
       <w:r>
         <w:t>答案:A</w:t>
       </w:r>
-      <w:proofErr w:type="spellEnd"/>
     </w:p>
     <w:p>
       <w:pPr>
@@ -1016,16 +992,8 @@
         <w:rPr>
           <w:highlight w:val="yellow"/>
         </w:rPr>
-        <w:t>5,设X是一个集合，｜X｜=</w:t>
+        <w:t>5,设X是一个集合，｜X｜=n，则集合X上有</w:t>
       </w:r>
-      <w:proofErr w:type="spellStart"/>
-      <w:r>
-        <w:rPr>
-          <w:highlight w:val="yellow"/>
-        </w:rPr>
-        <w:t>n，则集合X上有</w:t>
-      </w:r>
-      <w:proofErr w:type="spellEnd"/>
       <w:r>
         <w:rPr>
           <w:noProof/>
@@ -1047,7 +1015,7 @@
                     <pic:cNvPicPr/>
                   </pic:nvPicPr>
                   <pic:blipFill>
-                    <a:blip r:embed="rId15"/>
+                    <a:blip r:embed="rId16"/>
                     <a:stretch>
                       <a:fillRect/>
                     </a:stretch>
@@ -1067,19 +1035,11 @@
           </wp:inline>
         </w:drawing>
       </w:r>
-      <w:proofErr w:type="spellStart"/>
       <w:r>
         <w:rPr>
           <w:highlight w:val="yellow"/>
         </w:rPr>
-        <w:t>个自反的二元关系</w:t>
-      </w:r>
-      <w:proofErr w:type="spellEnd"/>
-      <w:r>
-        <w:rPr>
-          <w:highlight w:val="yellow"/>
-        </w:rPr>
-        <w:t>。</w:t>
+        <w:t>个自反的二元关系。</w:t>
       </w:r>
     </w:p>
     <w:p>
@@ -1090,14 +1050,12 @@
           <w:highlight w:val="yellow"/>
         </w:rPr>
       </w:pPr>
-      <w:proofErr w:type="spellStart"/>
       <w:r>
         <w:rPr>
           <w:highlight w:val="yellow"/>
         </w:rPr>
         <w:t>A,正确</w:t>
       </w:r>
-      <w:proofErr w:type="spellEnd"/>
     </w:p>
     <w:p>
       <w:pPr>
@@ -1137,7 +1095,6 @@
       <w:pPr>
         <w:spacing w:line="360" w:lineRule="auto"/>
         <w:rPr>
-          <w:rFonts w:hint="eastAsia"/>
           <w:highlight w:val="yellow"/>
           <w:lang w:eastAsia="zh-CN"/>
         </w:rPr>
@@ -1148,7 +1105,6 @@
           <w:highlight w:val="yellow"/>
           <w:lang w:eastAsia="zh-CN"/>
         </w:rPr>
-        <w:lastRenderedPageBreak/>
         <w:drawing>
           <wp:inline distT="0" distB="0" distL="0" distR="0" wp14:anchorId="729942D5" wp14:editId="29B3AC6E">
             <wp:extent cx="5486400" cy="3303905"/>
@@ -1165,7 +1121,7 @@
                     <pic:cNvPicPr/>
                   </pic:nvPicPr>
                   <pic:blipFill>
-                    <a:blip r:embed="rId16"/>
+                    <a:blip r:embed="rId17"/>
                     <a:stretch>
                       <a:fillRect/>
                     </a:stretch>
@@ -1233,7 +1189,7 @@
                     <pic:cNvPicPr/>
                   </pic:nvPicPr>
                   <pic:blipFill>
-                    <a:blip r:embed="rId17"/>
+                    <a:blip r:embed="rId18"/>
                     <a:stretch>
                       <a:fillRect/>
                     </a:stretch>
@@ -1269,14 +1225,12 @@
           <w:highlight w:val="yellow"/>
         </w:rPr>
       </w:pPr>
-      <w:proofErr w:type="spellStart"/>
       <w:r>
         <w:rPr>
           <w:highlight w:val="yellow"/>
         </w:rPr>
         <w:t>A,正确</w:t>
       </w:r>
-      <w:proofErr w:type="spellEnd"/>
     </w:p>
     <w:p>
       <w:pPr>
@@ -1286,14 +1240,13 @@
           <w:highlight w:val="yellow"/>
         </w:rPr>
       </w:pPr>
-      <w:proofErr w:type="spellStart"/>
       <w:r>
         <w:rPr>
           <w:highlight w:val="yellow"/>
         </w:rPr>
+        <w:lastRenderedPageBreak/>
         <w:t>B,错误</w:t>
       </w:r>
-      <w:proofErr w:type="spellEnd"/>
     </w:p>
     <w:p>
       <w:pPr>
@@ -1303,14 +1256,12 @@
           <w:highlight w:val="yellow"/>
         </w:rPr>
       </w:pPr>
-      <w:proofErr w:type="spellStart"/>
       <w:r>
         <w:rPr>
           <w:highlight w:val="yellow"/>
         </w:rPr>
         <w:t>答案:B</w:t>
       </w:r>
-      <w:proofErr w:type="spellEnd"/>
     </w:p>
     <w:p>
       <w:pPr>
@@ -1326,7 +1277,6 @@
           <w:noProof/>
           <w:lang w:eastAsia="zh-CN"/>
         </w:rPr>
-        <w:lastRenderedPageBreak/>
         <w:drawing>
           <wp:inline distT="0" distB="0" distL="0" distR="0" wp14:anchorId="0B9771B3" wp14:editId="019025E2">
             <wp:extent cx="3699534" cy="3051687"/>
@@ -1343,7 +1293,7 @@
                     <pic:cNvPicPr/>
                   </pic:nvPicPr>
                   <pic:blipFill>
-                    <a:blip r:embed="rId18"/>
+                    <a:blip r:embed="rId19"/>
                     <a:stretch>
                       <a:fillRect/>
                     </a:stretch>
@@ -1388,9 +1338,9 @@
           <w:noProof/>
         </w:rPr>
         <w:drawing>
-          <wp:inline distT="0" distB="0" distL="0" distR="0" wp14:anchorId="36089AD6" wp14:editId="0707F4BE">
-            <wp:extent cx="5486400" cy="732790"/>
-            <wp:effectExtent l="0" t="0" r="0" b="0"/>
+          <wp:inline distT="0" distB="0" distL="0" distR="0" wp14:anchorId="36089AD6" wp14:editId="740D8E9A">
+            <wp:extent cx="4587902" cy="612782"/>
+            <wp:effectExtent l="0" t="0" r="3175" b="0"/>
             <wp:docPr id="23565388" name="图片 1"/>
             <wp:cNvGraphicFramePr>
               <a:graphicFrameLocks xmlns:a="http://schemas.openxmlformats.org/drawingml/2006/main" noChangeAspect="1"/>
@@ -1403,7 +1353,7 @@
                     <pic:cNvPicPr/>
                   </pic:nvPicPr>
                   <pic:blipFill>
-                    <a:blip r:embed="rId19"/>
+                    <a:blip r:embed="rId20"/>
                     <a:stretch>
                       <a:fillRect/>
                     </a:stretch>
@@ -1411,7 +1361,7 @@
                   <pic:spPr>
                     <a:xfrm>
                       <a:off x="0" y="0"/>
-                      <a:ext cx="5486400" cy="732790"/>
+                      <a:ext cx="4603176" cy="614822"/>
                     </a:xfrm>
                     <a:prstGeom prst="rect">
                       <a:avLst/>
@@ -1486,57 +1436,17 @@
       <w:pPr>
         <w:spacing w:line="360" w:lineRule="auto"/>
         <w:rPr>
+          <w:rFonts w:hint="eastAsia"/>
           <w:highlight w:val="yellow"/>
           <w:lang w:eastAsia="zh-CN"/>
         </w:rPr>
       </w:pPr>
-      <w:r>
-        <w:rPr>
-          <w:noProof/>
-          <w:lang w:eastAsia="zh-CN"/>
-        </w:rPr>
-        <w:lastRenderedPageBreak/>
-        <w:drawing>
-          <wp:inline distT="0" distB="0" distL="0" distR="0" wp14:anchorId="51F8A83F" wp14:editId="048A757E">
-            <wp:extent cx="4752975" cy="5176562"/>
-            <wp:effectExtent l="0" t="0" r="0" b="5080"/>
-            <wp:docPr id="214899033" name="图片 1"/>
-            <wp:cNvGraphicFramePr>
-              <a:graphicFrameLocks xmlns:a="http://schemas.openxmlformats.org/drawingml/2006/main" noChangeAspect="1"/>
-            </wp:cNvGraphicFramePr>
-            <a:graphic xmlns:a="http://schemas.openxmlformats.org/drawingml/2006/main">
-              <a:graphicData uri="http://schemas.openxmlformats.org/drawingml/2006/picture">
-                <pic:pic xmlns:pic="http://schemas.openxmlformats.org/drawingml/2006/picture">
-                  <pic:nvPicPr>
-                    <pic:cNvPr id="214899033" name=""/>
-                    <pic:cNvPicPr/>
-                  </pic:nvPicPr>
-                  <pic:blipFill>
-                    <a:blip r:embed="rId20"/>
-                    <a:stretch>
-                      <a:fillRect/>
-                    </a:stretch>
-                  </pic:blipFill>
-                  <pic:spPr>
-                    <a:xfrm>
-                      <a:off x="0" y="0"/>
-                      <a:ext cx="4753132" cy="5176733"/>
-                    </a:xfrm>
-                    <a:prstGeom prst="rect">
-                      <a:avLst/>
-                    </a:prstGeom>
-                  </pic:spPr>
-                </pic:pic>
-              </a:graphicData>
-            </a:graphic>
-          </wp:inline>
-        </w:drawing>
-      </w:r>
     </w:p>
     <w:p>
       <w:pPr>
         <w:spacing w:line="360" w:lineRule="auto"/>
         <w:rPr>
+          <w:rFonts w:hint="eastAsia"/>
           <w:highlight w:val="yellow"/>
           <w:lang w:eastAsia="zh-CN"/>
         </w:rPr>
@@ -2508,6 +2418,7 @@
   <w:style w:type="character" w:default="1" w:styleId="a2">
     <w:name w:val="Default Paragraph Font"/>
     <w:uiPriority w:val="1"/>
+    <w:semiHidden/>
     <w:unhideWhenUsed/>
   </w:style>
   <w:style w:type="table" w:default="1" w:styleId="a3">

--- a/离散数学/集合论与图论/集合论与图论（上）课后习题/第9讲测验.docx
+++ b/离散数学/集合论与图论/集合论与图论（上）课后习题/第9讲测验.docx
@@ -137,7 +137,39 @@
           <w:highlight w:val="yellow"/>
           <w:lang w:eastAsia="zh-CN"/>
         </w:rPr>
-        <w:t>1,设集合X={1，2，3}，Y={1，2}，S={f|f:X-&amp;gt;Y},</w:t>
+        <w:t>1,设集合X={1，2，3}，Y={1，2}，S={</w:t>
+      </w:r>
+      <w:proofErr w:type="spellStart"/>
+      <w:r>
+        <w:rPr>
+          <w:highlight w:val="yellow"/>
+          <w:lang w:eastAsia="zh-CN"/>
+        </w:rPr>
+        <w:t>f|f:X</w:t>
+      </w:r>
+      <w:proofErr w:type="spellEnd"/>
+      <w:r>
+        <w:rPr>
+          <w:highlight w:val="yellow"/>
+          <w:lang w:eastAsia="zh-CN"/>
+        </w:rPr>
+        <w:t>-&amp;</w:t>
+      </w:r>
+      <w:proofErr w:type="spellStart"/>
+      <w:r>
+        <w:rPr>
+          <w:highlight w:val="yellow"/>
+          <w:lang w:eastAsia="zh-CN"/>
+        </w:rPr>
+        <w:t>gt;Y</w:t>
+      </w:r>
+      <w:proofErr w:type="spellEnd"/>
+      <w:r>
+        <w:rPr>
+          <w:highlight w:val="yellow"/>
+          <w:lang w:eastAsia="zh-CN"/>
+        </w:rPr>
+        <w:t>},</w:t>
       </w:r>
       <w:r>
         <w:rPr>
@@ -329,7 +361,23 @@
           <w:highlight w:val="yellow"/>
           <w:lang w:eastAsia="zh-CN"/>
         </w:rPr>
-        <w:t>有（）个等价类。</w:t>
+        <w:t>有（）</w:t>
+      </w:r>
+      <w:proofErr w:type="gramStart"/>
+      <w:r>
+        <w:rPr>
+          <w:highlight w:val="yellow"/>
+          <w:lang w:eastAsia="zh-CN"/>
+        </w:rPr>
+        <w:t>个</w:t>
+      </w:r>
+      <w:proofErr w:type="gramEnd"/>
+      <w:r>
+        <w:rPr>
+          <w:highlight w:val="yellow"/>
+          <w:lang w:eastAsia="zh-CN"/>
+        </w:rPr>
+        <w:t>等价类。</w:t>
       </w:r>
     </w:p>
     <w:p>
@@ -481,7 +529,35 @@
         <w:rPr>
           <w:lang w:eastAsia="zh-CN"/>
         </w:rPr>
-        <w:t>2,设集合X={1，2，3}，Y={1，2}，S={f|f:X-&amp;gt;Y},</w:t>
+        <w:t>2,设集合X={1，2，3}，Y={1，2}，S={</w:t>
+      </w:r>
+      <w:proofErr w:type="spellStart"/>
+      <w:r>
+        <w:rPr>
+          <w:lang w:eastAsia="zh-CN"/>
+        </w:rPr>
+        <w:t>f|f:X</w:t>
+      </w:r>
+      <w:proofErr w:type="spellEnd"/>
+      <w:r>
+        <w:rPr>
+          <w:lang w:eastAsia="zh-CN"/>
+        </w:rPr>
+        <w:t>-&amp;</w:t>
+      </w:r>
+      <w:proofErr w:type="spellStart"/>
+      <w:r>
+        <w:rPr>
+          <w:lang w:eastAsia="zh-CN"/>
+        </w:rPr>
+        <w:t>gt;Y</w:t>
+      </w:r>
+      <w:proofErr w:type="spellEnd"/>
+      <w:r>
+        <w:rPr>
+          <w:lang w:eastAsia="zh-CN"/>
+        </w:rPr>
+        <w:t>},</w:t>
       </w:r>
       <w:r>
         <w:rPr>
@@ -711,7 +787,21 @@
         <w:rPr>
           <w:lang w:eastAsia="zh-CN"/>
         </w:rPr>
-        <w:t>有（）个等价类。</w:t>
+        <w:t>有（）</w:t>
+      </w:r>
+      <w:proofErr w:type="gramStart"/>
+      <w:r>
+        <w:rPr>
+          <w:lang w:eastAsia="zh-CN"/>
+        </w:rPr>
+        <w:t>个</w:t>
+      </w:r>
+      <w:proofErr w:type="gramEnd"/>
+      <w:r>
+        <w:rPr>
+          <w:lang w:eastAsia="zh-CN"/>
+        </w:rPr>
+        <w:t>等价类。</w:t>
       </w:r>
     </w:p>
     <w:p>
@@ -943,10 +1033,12 @@
           <w:rFonts w:hint="eastAsia"/>
         </w:rPr>
       </w:pPr>
+      <w:proofErr w:type="spellStart"/>
       <w:r>
         <w:lastRenderedPageBreak/>
         <w:t>A,正确</w:t>
       </w:r>
+      <w:proofErr w:type="spellEnd"/>
     </w:p>
     <w:p>
       <w:pPr>
@@ -955,9 +1047,11 @@
           <w:rFonts w:hint="eastAsia"/>
         </w:rPr>
       </w:pPr>
+      <w:proofErr w:type="spellStart"/>
       <w:r>
         <w:t>B,错误</w:t>
       </w:r>
+      <w:proofErr w:type="spellEnd"/>
     </w:p>
     <w:p>
       <w:pPr>
@@ -967,9 +1061,11 @@
           <w:lang w:eastAsia="zh-CN"/>
         </w:rPr>
       </w:pPr>
+      <w:proofErr w:type="spellStart"/>
       <w:r>
         <w:t>答案:A</w:t>
       </w:r>
+      <w:proofErr w:type="spellEnd"/>
     </w:p>
     <w:p>
       <w:pPr>
@@ -992,8 +1088,16 @@
         <w:rPr>
           <w:highlight w:val="yellow"/>
         </w:rPr>
-        <w:t>5,设X是一个集合，｜X｜=n，则集合X上有</w:t>
+        <w:t>5,设X是一个集合，｜X｜=</w:t>
       </w:r>
+      <w:proofErr w:type="spellStart"/>
+      <w:r>
+        <w:rPr>
+          <w:highlight w:val="yellow"/>
+        </w:rPr>
+        <w:t>n，则集合X上有</w:t>
+      </w:r>
+      <w:proofErr w:type="spellEnd"/>
       <w:r>
         <w:rPr>
           <w:noProof/>
@@ -1035,11 +1139,19 @@
           </wp:inline>
         </w:drawing>
       </w:r>
+      <w:proofErr w:type="spellStart"/>
       <w:r>
         <w:rPr>
           <w:highlight w:val="yellow"/>
         </w:rPr>
-        <w:t>个自反的二元关系。</w:t>
+        <w:t>个自反的二元关系</w:t>
+      </w:r>
+      <w:proofErr w:type="spellEnd"/>
+      <w:r>
+        <w:rPr>
+          <w:highlight w:val="yellow"/>
+        </w:rPr>
+        <w:t>。</w:t>
       </w:r>
     </w:p>
     <w:p>
@@ -1050,12 +1162,14 @@
           <w:highlight w:val="yellow"/>
         </w:rPr>
       </w:pPr>
+      <w:proofErr w:type="spellStart"/>
       <w:r>
         <w:rPr>
           <w:highlight w:val="yellow"/>
         </w:rPr>
         <w:t>A,正确</w:t>
       </w:r>
+      <w:proofErr w:type="spellEnd"/>
     </w:p>
     <w:p>
       <w:pPr>
@@ -1095,6 +1209,7 @@
       <w:pPr>
         <w:spacing w:line="360" w:lineRule="auto"/>
         <w:rPr>
+          <w:rFonts w:hint="eastAsia"/>
           <w:highlight w:val="yellow"/>
           <w:lang w:eastAsia="zh-CN"/>
         </w:rPr>
@@ -1209,12 +1324,21 @@
           </wp:inline>
         </w:drawing>
       </w:r>
+      <w:proofErr w:type="gramStart"/>
       <w:r>
         <w:rPr>
           <w:highlight w:val="yellow"/>
           <w:lang w:eastAsia="zh-CN"/>
         </w:rPr>
-        <w:t>个反对称的二元关系。</w:t>
+        <w:t>个</w:t>
+      </w:r>
+      <w:proofErr w:type="gramEnd"/>
+      <w:r>
+        <w:rPr>
+          <w:highlight w:val="yellow"/>
+          <w:lang w:eastAsia="zh-CN"/>
+        </w:rPr>
+        <w:t>反对称的二元关系。</w:t>
       </w:r>
     </w:p>
     <w:p>
@@ -1225,12 +1349,14 @@
           <w:highlight w:val="yellow"/>
         </w:rPr>
       </w:pPr>
+      <w:proofErr w:type="spellStart"/>
       <w:r>
         <w:rPr>
           <w:highlight w:val="yellow"/>
         </w:rPr>
         <w:t>A,正确</w:t>
       </w:r>
+      <w:proofErr w:type="spellEnd"/>
     </w:p>
     <w:p>
       <w:pPr>
@@ -1240,6 +1366,7 @@
           <w:highlight w:val="yellow"/>
         </w:rPr>
       </w:pPr>
+      <w:proofErr w:type="spellStart"/>
       <w:r>
         <w:rPr>
           <w:highlight w:val="yellow"/>
@@ -1247,6 +1374,7 @@
         <w:lastRenderedPageBreak/>
         <w:t>B,错误</w:t>
       </w:r>
+      <w:proofErr w:type="spellEnd"/>
     </w:p>
     <w:p>
       <w:pPr>
@@ -1256,12 +1384,14 @@
           <w:highlight w:val="yellow"/>
         </w:rPr>
       </w:pPr>
+      <w:proofErr w:type="spellStart"/>
       <w:r>
         <w:rPr>
           <w:highlight w:val="yellow"/>
         </w:rPr>
         <w:t>答案:B</w:t>
       </w:r>
+      <w:proofErr w:type="spellEnd"/>
     </w:p>
     <w:p>
       <w:pPr>
@@ -1379,13 +1509,19 @@
         <w:spacing w:line="360" w:lineRule="auto"/>
         <w:rPr>
           <w:rFonts w:hint="eastAsia"/>
+          <w:sz w:val="28"/>
+          <w:szCs w:val="28"/>
           <w:highlight w:val="yellow"/>
+          <w:u w:val="single"/>
           <w:lang w:eastAsia="zh-CN"/>
         </w:rPr>
       </w:pPr>
       <w:r>
         <w:rPr>
+          <w:sz w:val="28"/>
+          <w:szCs w:val="28"/>
           <w:highlight w:val="yellow"/>
+          <w:u w:val="single"/>
           <w:lang w:eastAsia="zh-CN"/>
         </w:rPr>
         <w:t>但在离散数学语境下，2R</w:t>
@@ -1394,14 +1530,20 @@
         <w:rPr>
           <w:b/>
           <w:bCs/>
+          <w:sz w:val="28"/>
+          <w:szCs w:val="28"/>
           <w:highlight w:val="yellow"/>
+          <w:u w:val="single"/>
           <w:lang w:eastAsia="zh-CN"/>
         </w:rPr>
         <w:t xml:space="preserve"> 一般默认是 </w:t>
       </w:r>
       <w:r>
         <w:rPr>
+          <w:sz w:val="28"/>
+          <w:szCs w:val="28"/>
           <w:highlight w:val="yellow"/>
+          <w:u w:val="single"/>
           <w:lang w:eastAsia="zh-CN"/>
         </w:rPr>
         <w:t>R</w:t>
@@ -1409,14 +1551,20 @@
       <w:r>
         <w:rPr>
           <w:rFonts w:ascii="Cambria Math" w:hAnsi="Cambria Math" w:cs="Cambria Math"/>
+          <w:sz w:val="28"/>
+          <w:szCs w:val="28"/>
           <w:highlight w:val="yellow"/>
+          <w:u w:val="single"/>
           <w:lang w:eastAsia="zh-CN"/>
         </w:rPr>
         <w:t>∘</w:t>
       </w:r>
       <w:r>
         <w:rPr>
+          <w:sz w:val="28"/>
+          <w:szCs w:val="28"/>
           <w:highlight w:val="yellow"/>
+          <w:u w:val="single"/>
           <w:lang w:eastAsia="zh-CN"/>
         </w:rPr>
         <w:t>R，此时结论成立。</w:t>

--- a/离散数学/集合论与图论/集合论与图论（上）课后习题/第9讲测验.docx
+++ b/离散数学/集合论与图论/集合论与图论（上）课后习题/第9讲测验.docx
@@ -177,9 +177,9 @@
           <w:highlight w:val="yellow"/>
         </w:rPr>
         <w:drawing>
-          <wp:inline distT="0" distB="0" distL="0" distR="0" wp14:anchorId="2FBA09C6" wp14:editId="0F15B258">
-            <wp:extent cx="177800" cy="215900"/>
-            <wp:effectExtent l="0" t="0" r="0" b="0"/>
+          <wp:inline distT="0" distB="0" distL="0" distR="0" wp14:anchorId="2FBA09C6" wp14:editId="7F1E14E7">
+            <wp:extent cx="103367" cy="125517"/>
+            <wp:effectExtent l="0" t="0" r="0" b="8255"/>
             <wp:docPr id="1" name="Picture 1"/>
             <wp:cNvGraphicFramePr>
               <a:graphicFrameLocks xmlns:a="http://schemas.openxmlformats.org/drawingml/2006/main" noChangeAspect="1"/>
@@ -200,7 +200,7 @@
                   <pic:spPr>
                     <a:xfrm>
                       <a:off x="0" y="0"/>
-                      <a:ext cx="177800" cy="215900"/>
+                      <a:ext cx="106855" cy="129752"/>
                     </a:xfrm>
                     <a:prstGeom prst="rect">
                       <a:avLst/>
@@ -225,8 +225,8 @@
           <w:highlight w:val="yellow"/>
         </w:rPr>
         <w:drawing>
-          <wp:inline distT="0" distB="0" distL="0" distR="0" wp14:anchorId="4E67A366" wp14:editId="78F45A31">
-            <wp:extent cx="736600" cy="292100"/>
+          <wp:inline distT="0" distB="0" distL="0" distR="0" wp14:anchorId="4E67A366" wp14:editId="25D7F999">
+            <wp:extent cx="500932" cy="198645"/>
             <wp:effectExtent l="0" t="0" r="0" b="0"/>
             <wp:docPr id="2" name="Picture 2"/>
             <wp:cNvGraphicFramePr>
@@ -248,7 +248,7 @@
                   <pic:spPr>
                     <a:xfrm>
                       <a:off x="0" y="0"/>
-                      <a:ext cx="736600" cy="292100"/>
+                      <a:ext cx="511562" cy="202860"/>
                     </a:xfrm>
                     <a:prstGeom prst="rect">
                       <a:avLst/>
@@ -273,9 +273,9 @@
           <w:highlight w:val="yellow"/>
         </w:rPr>
         <w:drawing>
-          <wp:inline distT="0" distB="0" distL="0" distR="0" wp14:anchorId="5134F758" wp14:editId="7801DA62">
-            <wp:extent cx="533400" cy="292100"/>
-            <wp:effectExtent l="0" t="0" r="0" b="0"/>
+          <wp:inline distT="0" distB="0" distL="0" distR="0" wp14:anchorId="5134F758" wp14:editId="0E857E42">
+            <wp:extent cx="381663" cy="209006"/>
+            <wp:effectExtent l="0" t="0" r="0" b="635"/>
             <wp:docPr id="3" name="Picture 3"/>
             <wp:cNvGraphicFramePr>
               <a:graphicFrameLocks xmlns:a="http://schemas.openxmlformats.org/drawingml/2006/main" noChangeAspect="1"/>
@@ -296,7 +296,7 @@
                   <pic:spPr>
                     <a:xfrm>
                       <a:off x="0" y="0"/>
-                      <a:ext cx="533400" cy="292100"/>
+                      <a:ext cx="384833" cy="210742"/>
                     </a:xfrm>
                     <a:prstGeom prst="rect">
                       <a:avLst/>
@@ -313,7 +313,22 @@
           <w:highlight w:val="yellow"/>
           <w:lang w:eastAsia="zh-CN"/>
         </w:rPr>
-        <w:t>当且仅当f(1)+f(2)+f(3)=g(1)+g(2)+g(3),则</w:t>
+        <w:t>当且仅当f(1)+f(2)+f(3)=g(1)+g(2)+g(</w:t>
+      </w:r>
+      <w:r>
+        <w:rPr>
+          <w:rFonts w:hint="eastAsia"/>
+          <w:highlight w:val="yellow"/>
+          <w:lang w:eastAsia="zh-CN"/>
+        </w:rPr>
+        <w:t>s</w:t>
+      </w:r>
+      <w:r>
+        <w:rPr>
+          <w:highlight w:val="yellow"/>
+          <w:lang w:eastAsia="zh-CN"/>
+        </w:rPr>
+        <w:t>3),则</w:t>
       </w:r>
       <w:r>
         <w:rPr>
@@ -321,8 +336,8 @@
           <w:highlight w:val="yellow"/>
         </w:rPr>
         <w:drawing>
-          <wp:inline distT="0" distB="0" distL="0" distR="0" wp14:anchorId="7A23E59F" wp14:editId="4E2D0710">
-            <wp:extent cx="177800" cy="215900"/>
+          <wp:inline distT="0" distB="0" distL="0" distR="0" wp14:anchorId="7A23E59F" wp14:editId="3779A6A6">
+            <wp:extent cx="99223" cy="120485"/>
             <wp:effectExtent l="0" t="0" r="0" b="0"/>
             <wp:docPr id="4" name="Picture 4"/>
             <wp:cNvGraphicFramePr>
@@ -344,7 +359,7 @@
                   <pic:spPr>
                     <a:xfrm>
                       <a:off x="0" y="0"/>
-                      <a:ext cx="177800" cy="215900"/>
+                      <a:ext cx="106695" cy="129558"/>
                     </a:xfrm>
                     <a:prstGeom prst="rect">
                       <a:avLst/>
@@ -428,7 +443,6 @@
           <w:highlight w:val="yellow"/>
           <w:lang w:eastAsia="zh-CN"/>
         </w:rPr>
-        <w:lastRenderedPageBreak/>
         <w:t>C,3</w:t>
       </w:r>
     </w:p>
@@ -446,6 +460,7 @@
           <w:highlight w:val="yellow"/>
           <w:lang w:eastAsia="zh-CN"/>
         </w:rPr>
+        <w:lastRenderedPageBreak/>
         <w:t>D,2</w:t>
       </w:r>
     </w:p>
@@ -860,7 +875,6 @@
         <w:rPr>
           <w:lang w:eastAsia="zh-CN"/>
         </w:rPr>
-        <w:lastRenderedPageBreak/>
         <w:t>答案:B</w:t>
       </w:r>
     </w:p>
@@ -878,6 +892,7 @@
           <w:noProof/>
           <w:lang w:eastAsia="zh-CN"/>
         </w:rPr>
+        <w:lastRenderedPageBreak/>
         <w:drawing>
           <wp:inline distT="0" distB="0" distL="0" distR="0" wp14:anchorId="24E941DB" wp14:editId="23903777">
             <wp:extent cx="3991555" cy="4347285"/>
@@ -1035,7 +1050,6 @@
       </w:pPr>
       <w:proofErr w:type="spellStart"/>
       <w:r>
-        <w:lastRenderedPageBreak/>
         <w:t>A,正确</w:t>
       </w:r>
       <w:proofErr w:type="spellEnd"/>
@@ -1049,6 +1063,7 @@
       </w:pPr>
       <w:proofErr w:type="spellStart"/>
       <w:r>
+        <w:lastRenderedPageBreak/>
         <w:t>B,错误</w:t>
       </w:r>
       <w:proofErr w:type="spellEnd"/>
@@ -1371,7 +1386,6 @@
         <w:rPr>
           <w:highlight w:val="yellow"/>
         </w:rPr>
-        <w:lastRenderedPageBreak/>
         <w:t>B,错误</w:t>
       </w:r>
       <w:proofErr w:type="spellEnd"/>
@@ -1389,6 +1403,7 @@
         <w:rPr>
           <w:highlight w:val="yellow"/>
         </w:rPr>
+        <w:lastRenderedPageBreak/>
         <w:t>答案:B</w:t>
       </w:r>
       <w:proofErr w:type="spellEnd"/>
@@ -1408,9 +1423,9 @@
           <w:lang w:eastAsia="zh-CN"/>
         </w:rPr>
         <w:drawing>
-          <wp:inline distT="0" distB="0" distL="0" distR="0" wp14:anchorId="0B9771B3" wp14:editId="019025E2">
-            <wp:extent cx="3699534" cy="3051687"/>
-            <wp:effectExtent l="0" t="0" r="0" b="0"/>
+          <wp:inline distT="0" distB="0" distL="0" distR="0" wp14:anchorId="0B9771B3" wp14:editId="23A0D716">
+            <wp:extent cx="5160396" cy="4256730"/>
+            <wp:effectExtent l="0" t="0" r="2540" b="0"/>
             <wp:docPr id="1735307959" name="图片 1"/>
             <wp:cNvGraphicFramePr>
               <a:graphicFrameLocks xmlns:a="http://schemas.openxmlformats.org/drawingml/2006/main" noChangeAspect="1"/>
@@ -1431,7 +1446,7 @@
                   <pic:spPr>
                     <a:xfrm>
                       <a:off x="0" y="0"/>
-                      <a:ext cx="3703593" cy="3055036"/>
+                      <a:ext cx="5170603" cy="4265150"/>
                     </a:xfrm>
                     <a:prstGeom prst="rect">
                       <a:avLst/>
@@ -1636,6 +1651,8 @@
       <w:r>
         <w:rPr>
           <w:noProof/>
+          <w:highlight w:val="yellow"/>
+          <w:u w:val="single"/>
         </w:rPr>
         <w:drawing>
           <wp:inline distT="0" distB="0" distL="0" distR="0" wp14:anchorId="556D823C" wp14:editId="61C32C1D">
